--- a/docs/RumiCar-Zero2Cam 設計の記録.docx
+++ b/docs/RumiCar-Zero2Cam 設計の記録.docx
@@ -42,7 +42,7 @@
           <w:sz w:val="20"/>
           <w:szCs w:val="20"/>
         </w:rPr>
-        <w:t xml:space="preserve">作成：2026年10月18日（第1版）／更新：2026年10月21日（第12版：画像ロジック第1版（信号機）の実装）　設計の経緯・比較・判断の記録（公開版）</w:t>
+        <w:t xml:space="preserve">作成：2026年10月18日（第1版）／更新：2026年10月21日（第13版：画像ロジック第2版（前の車両・交差点）の実装）　設計の経緯・比較・判断の記録（公開版）</w:t>
       </w:r>
     </w:p>
     <w:p>
@@ -734,6 +734,19 @@
       </w:pPr>
       <w:r>
         <w:t xml:space="preserve">RumiCar は教育目的を含むため、仕様書や検討内容も公開できるように書き、他の人の学習・気づき・アイデアの助けになるよう公開する（第12版で指示。この文書の公開版を docs/ に置く）</w:t>
+      </w:r>
+    </w:p>
+    <w:p>
+      <w:pPr>
+        <w:pStyle w:val="ListParagraph"/>
+        <w:numPr>
+          <w:ilvl w:val="0"/>
+          <w:numId w:val="2"/>
+        </w:numPr>
+        <w:spacing w:after="60" w:line="290"/>
+      </w:pPr>
+      <w:r>
+        <w:t xml:space="preserve">PR #14 のマージ後、画像ロジックの残り（前の車両への追従と駐車車両の追い越し、交差点の停止と右左折）を同じ仕組みで実装する（第13版。プロジェクト管理者の「続けてください」）。交差点で曲がる向きは版ごとの設定（直進／左／右／見つけた側）とし、場面に応じた選び方は次の段階</w:t>
       </w:r>
     </w:p>
     <w:p>
@@ -16287,10 +16300,1597 @@
     </w:p>
     <w:p>
       <w:pPr>
+        <w:pStyle w:val="Heading2"/>
+      </w:pPr>
+      <w:r>
+        <w:t xml:space="preserve">7.20 第13版の実装（PR #15）：画像ロジック第2版（前の車両・交差点）</w:t>
+      </w:r>
+    </w:p>
+    <w:p>
+      <w:pPr>
+        <w:spacing w:after="100" w:line="300"/>
+      </w:pPr>
+      <w:r>
+        <w:t xml:space="preserve">8.6 の行動のうち残っていた「車両（追従／追い越し）」と「交差点（停止・右左折）」を cam_drive 0.2.0 として実装し、プルリクエスト #15（feature/cam-vehicle-intersection → main。マージはプロジェクト管理者）にまとめました。仕様書は第11版（3.7、3.10、3.11、4.5、6.2、7、8章）、使い方は README 7 章です。設計（8.6）からの変更点とその理由を中心に記録します。</w:t>
+      </w:r>
+    </w:p>
+    <w:tbl>
+      <w:tblPr>
+        <w:tblW w:type="dxa" w:w="9638"/>
+        <w:tblBorders>
+          <w:top w:val="single" w:color="auto" w:sz="4"/>
+          <w:left w:val="single" w:color="auto" w:sz="4"/>
+          <w:bottom w:val="single" w:color="auto" w:sz="4"/>
+          <w:right w:val="single" w:color="auto" w:sz="4"/>
+          <w:insideH w:val="single" w:color="auto" w:sz="4"/>
+          <w:insideV w:val="single" w:color="auto" w:sz="4"/>
+        </w:tblBorders>
+      </w:tblPr>
+      <w:tblGrid>
+        <w:gridCol w:w="1500"/>
+        <w:gridCol w:w="4200"/>
+        <w:gridCol w:w="3938"/>
+      </w:tblGrid>
+      <w:tr>
+        <w:trPr>
+          <w:cantSplit/>
+          <w:tblHeader/>
+        </w:trPr>
+        <w:tc>
+          <w:tcPr>
+            <w:tcW w:type="dxa" w:w="1500"/>
+            <w:tcBorders>
+              <w:top w:val="single" w:color="A6A6A6" w:sz="4"/>
+              <w:left w:val="single" w:color="A6A6A6" w:sz="4"/>
+              <w:bottom w:val="single" w:color="A6A6A6" w:sz="4"/>
+              <w:right w:val="single" w:color="A6A6A6" w:sz="4"/>
+            </w:tcBorders>
+            <w:shd w:fill="1F3864" w:color="auto" w:val="clear"/>
+            <w:tcMar>
+              <w:top w:type="dxa" w:w="60"/>
+              <w:left w:type="dxa" w:w="100"/>
+              <w:bottom w:type="dxa" w:w="60"/>
+              <w:right w:type="dxa" w:w="100"/>
+            </w:tcMar>
+          </w:tcPr>
+          <w:p>
+            <w:pPr>
+              <w:spacing w:after="20" w:line="260"/>
+            </w:pPr>
+            <w:r>
+              <w:rPr>
+                <w:b/>
+                <w:bCs/>
+                <w:color w:val="FFFFFF"/>
+                <w:sz w:val="19"/>
+                <w:szCs w:val="19"/>
+              </w:rPr>
+              <w:t xml:space="preserve">項目</w:t>
+            </w:r>
+          </w:p>
+        </w:tc>
+        <w:tc>
+          <w:tcPr>
+            <w:tcW w:type="dxa" w:w="4200"/>
+            <w:tcBorders>
+              <w:top w:val="single" w:color="A6A6A6" w:sz="4"/>
+              <w:left w:val="single" w:color="A6A6A6" w:sz="4"/>
+              <w:bottom w:val="single" w:color="A6A6A6" w:sz="4"/>
+              <w:right w:val="single" w:color="A6A6A6" w:sz="4"/>
+            </w:tcBorders>
+            <w:shd w:fill="1F3864" w:color="auto" w:val="clear"/>
+            <w:tcMar>
+              <w:top w:type="dxa" w:w="60"/>
+              <w:left w:type="dxa" w:w="100"/>
+              <w:bottom w:type="dxa" w:w="60"/>
+              <w:right w:type="dxa" w:w="100"/>
+            </w:tcMar>
+          </w:tcPr>
+          <w:p>
+            <w:pPr>
+              <w:spacing w:after="20" w:line="260"/>
+            </w:pPr>
+            <w:r>
+              <w:rPr>
+                <w:b/>
+                <w:bCs/>
+                <w:color w:val="FFFFFF"/>
+                <w:sz w:val="19"/>
+                <w:szCs w:val="19"/>
+              </w:rPr>
+              <w:t xml:space="preserve">実装</w:t>
+            </w:r>
+          </w:p>
+        </w:tc>
+        <w:tc>
+          <w:tcPr>
+            <w:tcW w:type="dxa" w:w="3938"/>
+            <w:tcBorders>
+              <w:top w:val="single" w:color="A6A6A6" w:sz="4"/>
+              <w:left w:val="single" w:color="A6A6A6" w:sz="4"/>
+              <w:bottom w:val="single" w:color="A6A6A6" w:sz="4"/>
+              <w:right w:val="single" w:color="A6A6A6" w:sz="4"/>
+            </w:tcBorders>
+            <w:shd w:fill="1F3864" w:color="auto" w:val="clear"/>
+            <w:tcMar>
+              <w:top w:type="dxa" w:w="60"/>
+              <w:left w:type="dxa" w:w="100"/>
+              <w:bottom w:type="dxa" w:w="60"/>
+              <w:right w:type="dxa" w:w="100"/>
+            </w:tcMar>
+          </w:tcPr>
+          <w:p>
+            <w:pPr>
+              <w:spacing w:after="20" w:line="260"/>
+            </w:pPr>
+            <w:r>
+              <w:rPr>
+                <w:b/>
+                <w:bCs/>
+                <w:color w:val="FFFFFF"/>
+                <w:sz w:val="19"/>
+                <w:szCs w:val="19"/>
+              </w:rPr>
+              <w:t xml:space="preserve">設計からの変更と理由</w:t>
+            </w:r>
+          </w:p>
+        </w:tc>
+      </w:tr>
+      <w:tr>
+        <w:trPr>
+          <w:cantSplit/>
+          <w:tblHeader w:val="false"/>
+        </w:trPr>
+        <w:tc>
+          <w:tcPr>
+            <w:tcW w:type="dxa" w:w="1500"/>
+            <w:tcBorders>
+              <w:top w:val="single" w:color="A6A6A6" w:sz="4"/>
+              <w:left w:val="single" w:color="A6A6A6" w:sz="4"/>
+              <w:bottom w:val="single" w:color="A6A6A6" w:sz="4"/>
+              <w:right w:val="single" w:color="A6A6A6" w:sz="4"/>
+            </w:tcBorders>
+            <w:shd w:fill="FFFFFF" w:color="auto" w:val="clear"/>
+            <w:tcMar>
+              <w:top w:type="dxa" w:w="60"/>
+              <w:left w:type="dxa" w:w="100"/>
+              <w:bottom w:type="dxa" w:w="60"/>
+              <w:right w:type="dxa" w:w="100"/>
+            </w:tcMar>
+          </w:tcPr>
+          <w:p>
+            <w:pPr>
+              <w:spacing w:after="20" w:line="260"/>
+            </w:pPr>
+            <w:r>
+              <w:rPr>
+                <w:b w:val="false"/>
+                <w:bCs w:val="false"/>
+                <w:color w:val="000000"/>
+                <w:sz w:val="19"/>
+                <w:szCs w:val="19"/>
+              </w:rPr>
+              <w:t xml:space="preserve">tof_drive の口</w:t>
+            </w:r>
+          </w:p>
+        </w:tc>
+        <w:tc>
+          <w:tcPr>
+            <w:tcW w:type="dxa" w:w="4200"/>
+            <w:tcBorders>
+              <w:top w:val="single" w:color="A6A6A6" w:sz="4"/>
+              <w:left w:val="single" w:color="A6A6A6" w:sz="4"/>
+              <w:bottom w:val="single" w:color="A6A6A6" w:sz="4"/>
+              <w:right w:val="single" w:color="A6A6A6" w:sz="4"/>
+            </w:tcBorders>
+            <w:shd w:fill="FFFFFF" w:color="auto" w:val="clear"/>
+            <w:tcMar>
+              <w:top w:type="dxa" w:w="60"/>
+              <w:left w:type="dxa" w:w="100"/>
+              <w:bottom w:type="dxa" w:w="60"/>
+              <w:right w:type="dxa" w:w="100"/>
+            </w:tcMar>
+          </w:tcPr>
+          <w:p>
+            <w:pPr>
+              <w:spacing w:after="20" w:line="260"/>
+            </w:pPr>
+            <w:r>
+              <w:rPr>
+                <w:b w:val="false"/>
+                <w:bCs w:val="false"/>
+                <w:color w:val="000000"/>
+                <w:sz w:val="19"/>
+                <w:szCs w:val="19"/>
+              </w:rPr>
+              <w:t xml:space="preserve">set_speed_cap に加えて set_steer_mode（Auto／HoldLane／Force）、closing_mm_s()、drive()。HoldLane は前方の障害物に対する旋回を止め、近い側壁から離れる操舵だけ残す。Force は与えた操舵を steer_hold_ms を待たずに適用。Auto 以外ではスタック検出も止める</w:t>
+            </w:r>
+          </w:p>
+        </w:tc>
+        <w:tc>
+          <w:tcPr>
+            <w:tcW w:type="dxa" w:w="3938"/>
+            <w:tcBorders>
+              <w:top w:val="single" w:color="A6A6A6" w:sz="4"/>
+              <w:left w:val="single" w:color="A6A6A6" w:sz="4"/>
+              <w:bottom w:val="single" w:color="A6A6A6" w:sz="4"/>
+              <w:right w:val="single" w:color="A6A6A6" w:sz="4"/>
+            </w:tcBorders>
+            <w:shd w:fill="FFFFFF" w:color="auto" w:val="clear"/>
+            <w:tcMar>
+              <w:top w:type="dxa" w:w="60"/>
+              <w:left w:type="dxa" w:w="100"/>
+              <w:bottom w:type="dxa" w:w="60"/>
+              <w:right w:type="dxa" w:w="100"/>
+            </w:tcMar>
+          </w:tcPr>
+          <w:p>
+            <w:pPr>
+              <w:spacing w:after="20" w:line="260"/>
+            </w:pPr>
+            <w:r>
+              <w:rPr>
+                <w:b w:val="false"/>
+                <w:bCs w:val="false"/>
+                <w:color w:val="000000"/>
+                <w:sz w:val="19"/>
+                <w:szCs w:val="19"/>
+              </w:rPr>
+              <w:t xml:space="preserve">設計では「ToF の速度制御で車間を保つ」としか書いていなかったが、tof_drive は前方 200 mm 未満で旋回を始めるので、何もしなければ前の車両を障害物として回り込んでしまう。追従には「曲がらない」モードが要る。追い越し・右左折の操舵は 3 段しか無い舵を時間で切るので、150 ms の保持時間を待たない Force が要る。非常ブレーキ・後退・センサー異常はモードに関係なく働くようにし、安全側の動きは一切変えていない</w:t>
+            </w:r>
+          </w:p>
+        </w:tc>
+      </w:tr>
+      <w:tr>
+        <w:trPr>
+          <w:cantSplit/>
+          <w:tblHeader w:val="false"/>
+        </w:trPr>
+        <w:tc>
+          <w:tcPr>
+            <w:tcW w:type="dxa" w:w="1500"/>
+            <w:tcBorders>
+              <w:top w:val="single" w:color="A6A6A6" w:sz="4"/>
+              <w:left w:val="single" w:color="A6A6A6" w:sz="4"/>
+              <w:bottom w:val="single" w:color="A6A6A6" w:sz="4"/>
+              <w:right w:val="single" w:color="A6A6A6" w:sz="4"/>
+            </w:tcBorders>
+            <w:shd w:fill="DCE3F0" w:color="auto" w:val="clear"/>
+            <w:tcMar>
+              <w:top w:type="dxa" w:w="60"/>
+              <w:left w:type="dxa" w:w="100"/>
+              <w:bottom w:type="dxa" w:w="60"/>
+              <w:right w:type="dxa" w:w="100"/>
+            </w:tcMar>
+          </w:tcPr>
+          <w:p>
+            <w:pPr>
+              <w:spacing w:after="20" w:line="260"/>
+            </w:pPr>
+            <w:r>
+              <w:rPr>
+                <w:b w:val="false"/>
+                <w:bCs w:val="false"/>
+                <w:color w:val="000000"/>
+                <w:sz w:val="19"/>
+                <w:szCs w:val="19"/>
+              </w:rPr>
+              <w:t xml:space="preserve">追従の車間</w:t>
+            </w:r>
+          </w:p>
+        </w:tc>
+        <w:tc>
+          <w:tcPr>
+            <w:tcW w:type="dxa" w:w="4200"/>
+            <w:tcBorders>
+              <w:top w:val="single" w:color="A6A6A6" w:sz="4"/>
+              <w:left w:val="single" w:color="A6A6A6" w:sz="4"/>
+              <w:bottom w:val="single" w:color="A6A6A6" w:sz="4"/>
+              <w:right w:val="single" w:color="A6A6A6" w:sz="4"/>
+            </w:tcBorders>
+            <w:shd w:fill="DCE3F0" w:color="auto" w:val="clear"/>
+            <w:tcMar>
+              <w:top w:type="dxa" w:w="60"/>
+              <w:left w:type="dxa" w:w="100"/>
+              <w:bottom w:type="dxa" w:w="60"/>
+              <w:right w:type="dxa" w:w="100"/>
+            </w:tcMar>
+          </w:tcPr>
+          <w:p>
+            <w:pPr>
+              <w:spacing w:after="20" w:line="260"/>
+            </w:pPr>
+            <w:r>
+              <w:rPr>
+                <w:b w:val="false"/>
+                <w:bCs w:val="false"/>
+                <w:color w:val="000000"/>
+                <w:sz w:val="19"/>
+                <w:szCs w:val="19"/>
+              </w:rPr>
+              <w:t xml:space="preserve">速度の上限を車間から決める：距離 ≤ follow_gap_mm で 0、follow_gap_mm + follow_band_mm 以上で follow_v、間は線形。カメラにだけ見えている間は follow_v</w:t>
+            </w:r>
+          </w:p>
+        </w:tc>
+        <w:tc>
+          <w:tcPr>
+            <w:tcW w:type="dxa" w:w="3938"/>
+            <w:tcBorders>
+              <w:top w:val="single" w:color="A6A6A6" w:sz="4"/>
+              <w:left w:val="single" w:color="A6A6A6" w:sz="4"/>
+              <w:bottom w:val="single" w:color="A6A6A6" w:sz="4"/>
+              <w:right w:val="single" w:color="A6A6A6" w:sz="4"/>
+            </w:tcBorders>
+            <w:shd w:fill="DCE3F0" w:color="auto" w:val="clear"/>
+            <w:tcMar>
+              <w:top w:type="dxa" w:w="60"/>
+              <w:left w:type="dxa" w:w="100"/>
+              <w:bottom w:type="dxa" w:w="60"/>
+              <w:right w:type="dxa" w:w="100"/>
+            </w:tcMar>
+          </w:tcPr>
+          <w:p>
+            <w:pPr>
+              <w:spacing w:after="20" w:line="260"/>
+            </w:pPr>
+            <w:r>
+              <w:rPr>
+                <w:b w:val="false"/>
+                <w:bCs w:val="false"/>
+                <w:color w:val="000000"/>
+                <w:sz w:val="19"/>
+                <w:szCs w:val="19"/>
+              </w:rPr>
+              <w:t xml:space="preserve">tof_drive の距離→速度は最小が v_min（止まらない）で、そのまま近づくと非常ブレーキ→後退になってしまう。車間で 0 まで落ちる別の式を上限として重ね、止まる・発進するは tof_drive の減速率・加速率に任せた</w:t>
+            </w:r>
+          </w:p>
+        </w:tc>
+      </w:tr>
+      <w:tr>
+        <w:trPr>
+          <w:cantSplit/>
+          <w:tblHeader w:val="false"/>
+        </w:trPr>
+        <w:tc>
+          <w:tcPr>
+            <w:tcW w:type="dxa" w:w="1500"/>
+            <w:tcBorders>
+              <w:top w:val="single" w:color="A6A6A6" w:sz="4"/>
+              <w:left w:val="single" w:color="A6A6A6" w:sz="4"/>
+              <w:bottom w:val="single" w:color="A6A6A6" w:sz="4"/>
+              <w:right w:val="single" w:color="A6A6A6" w:sz="4"/>
+            </w:tcBorders>
+            <w:shd w:fill="FFFFFF" w:color="auto" w:val="clear"/>
+            <w:tcMar>
+              <w:top w:type="dxa" w:w="60"/>
+              <w:left w:type="dxa" w:w="100"/>
+              <w:bottom w:type="dxa" w:w="60"/>
+              <w:right w:type="dxa" w:w="100"/>
+            </w:tcMar>
+          </w:tcPr>
+          <w:p>
+            <w:pPr>
+              <w:spacing w:after="20" w:line="260"/>
+            </w:pPr>
+            <w:r>
+              <w:rPr>
+                <w:b w:val="false"/>
+                <w:bCs w:val="false"/>
+                <w:color w:val="000000"/>
+                <w:sz w:val="19"/>
+                <w:szCs w:val="19"/>
+              </w:rPr>
+              <w:t xml:space="preserve">駐車車両の判定</w:t>
+            </w:r>
+          </w:p>
+        </w:tc>
+        <w:tc>
+          <w:tcPr>
+            <w:tcW w:type="dxa" w:w="4200"/>
+            <w:tcBorders>
+              <w:top w:val="single" w:color="A6A6A6" w:sz="4"/>
+              <w:left w:val="single" w:color="A6A6A6" w:sz="4"/>
+              <w:bottom w:val="single" w:color="A6A6A6" w:sz="4"/>
+              <w:right w:val="single" w:color="A6A6A6" w:sz="4"/>
+            </w:tcBorders>
+            <w:shd w:fill="FFFFFF" w:color="auto" w:val="clear"/>
+            <w:tcMar>
+              <w:top w:type="dxa" w:w="60"/>
+              <w:left w:type="dxa" w:w="100"/>
+              <w:bottom w:type="dxa" w:w="60"/>
+              <w:right w:type="dxa" w:w="100"/>
+            </w:tcMar>
+          </w:tcPr>
+          <w:p>
+            <w:pPr>
+              <w:spacing w:after="20" w:line="260"/>
+            </w:pPr>
+            <w:r>
+              <w:rPr>
+                <w:b w:val="false"/>
+                <w:bCs w:val="false"/>
+                <w:color w:val="000000"/>
+                <w:sz w:val="19"/>
+                <w:szCs w:val="19"/>
+              </w:rPr>
+              <w:t xml:space="preserve">止まった（駆動 0）まま、カメラが車両を見続け、車間が still_delta_mm より広がらずに parked_confirm_ms 経ったら駐車車両</w:t>
+            </w:r>
+          </w:p>
+        </w:tc>
+        <w:tc>
+          <w:tcPr>
+            <w:tcW w:type="dxa" w:w="3938"/>
+            <w:tcBorders>
+              <w:top w:val="single" w:color="A6A6A6" w:sz="4"/>
+              <w:left w:val="single" w:color="A6A6A6" w:sz="4"/>
+              <w:bottom w:val="single" w:color="A6A6A6" w:sz="4"/>
+              <w:right w:val="single" w:color="A6A6A6" w:sz="4"/>
+            </w:tcBorders>
+            <w:shd w:fill="FFFFFF" w:color="auto" w:val="clear"/>
+            <w:tcMar>
+              <w:top w:type="dxa" w:w="60"/>
+              <w:left w:type="dxa" w:w="100"/>
+              <w:bottom w:type="dxa" w:w="60"/>
+              <w:right w:type="dxa" w:w="100"/>
+            </w:tcMar>
+          </w:tcPr>
+          <w:p>
+            <w:pPr>
+              <w:spacing w:after="20" w:line="260"/>
+            </w:pPr>
+            <w:r>
+              <w:rPr>
+                <w:b w:val="false"/>
+                <w:bCs w:val="false"/>
+                <w:color w:val="000000"/>
+                <w:sz w:val="19"/>
+                <w:szCs w:val="19"/>
+              </w:rPr>
+              <w:t xml:space="preserve">設計は「近づく速さ（closing）が小さい」で判定する案だったが、ToF の読みは数 mm 揺れるので 50 ms 周期では ±60 mm/s の見かけの速さになり、しきい値が決められない。「距離が広がらない」（基準からの差）に変えた。また「カメラに車両が見えていること」を条件に入れた：見えないまま止まっているのは壁かもしれず、その場合は ignore_ms 後に追従をやめて tof_drive に戻す（壁なら回り込む）。誤検出で壁の前に永久に止まる事故を防ぐ</w:t>
+            </w:r>
+          </w:p>
+        </w:tc>
+      </w:tr>
+      <w:tr>
+        <w:trPr>
+          <w:cantSplit/>
+          <w:tblHeader w:val="false"/>
+        </w:trPr>
+        <w:tc>
+          <w:tcPr>
+            <w:tcW w:type="dxa" w:w="1500"/>
+            <w:tcBorders>
+              <w:top w:val="single" w:color="A6A6A6" w:sz="4"/>
+              <w:left w:val="single" w:color="A6A6A6" w:sz="4"/>
+              <w:bottom w:val="single" w:color="A6A6A6" w:sz="4"/>
+              <w:right w:val="single" w:color="A6A6A6" w:sz="4"/>
+            </w:tcBorders>
+            <w:shd w:fill="DCE3F0" w:color="auto" w:val="clear"/>
+            <w:tcMar>
+              <w:top w:type="dxa" w:w="60"/>
+              <w:left w:type="dxa" w:w="100"/>
+              <w:bottom w:type="dxa" w:w="60"/>
+              <w:right w:type="dxa" w:w="100"/>
+            </w:tcMar>
+          </w:tcPr>
+          <w:p>
+            <w:pPr>
+              <w:spacing w:after="20" w:line="260"/>
+            </w:pPr>
+            <w:r>
+              <w:rPr>
+                <w:b w:val="false"/>
+                <w:bCs w:val="false"/>
+                <w:color w:val="000000"/>
+                <w:sz w:val="19"/>
+                <w:szCs w:val="19"/>
+              </w:rPr>
+              <w:t xml:space="preserve">追い越しの終わり</w:t>
+            </w:r>
+          </w:p>
+        </w:tc>
+        <w:tc>
+          <w:tcPr>
+            <w:tcW w:type="dxa" w:w="4200"/>
+            <w:tcBorders>
+              <w:top w:val="single" w:color="A6A6A6" w:sz="4"/>
+              <w:left w:val="single" w:color="A6A6A6" w:sz="4"/>
+              <w:bottom w:val="single" w:color="A6A6A6" w:sz="4"/>
+              <w:right w:val="single" w:color="A6A6A6" w:sz="4"/>
+            </w:tcBorders>
+            <w:shd w:fill="DCE3F0" w:color="auto" w:val="clear"/>
+            <w:tcMar>
+              <w:top w:type="dxa" w:w="60"/>
+              <w:left w:type="dxa" w:w="100"/>
+              <w:bottom w:type="dxa" w:w="60"/>
+              <w:right w:type="dxa" w:w="100"/>
+            </w:tcMar>
+          </w:tcPr>
+          <w:p>
+            <w:pPr>
+              <w:spacing w:after="20" w:line="260"/>
+            </w:pPr>
+            <w:r>
+              <w:rPr>
+                <w:b w:val="false"/>
+                <w:bCs w:val="false"/>
+                <w:color w:val="000000"/>
+                <w:sz w:val="19"/>
+                <w:szCs w:val="19"/>
+              </w:rPr>
+              <w:t xml:space="preserve">横を通る（PASS）は、内側（車両のある側）の ToF が一度 pass_clear_mm 未満になってから pass_clear_mm 以上が pass_clear_ms 続いたら終わり（かつ pass_min_ms 以上）。pass_max_ms で打ち切り</w:t>
+            </w:r>
+          </w:p>
+        </w:tc>
+        <w:tc>
+          <w:tcPr>
+            <w:tcW w:type="dxa" w:w="3938"/>
+            <w:tcBorders>
+              <w:top w:val="single" w:color="A6A6A6" w:sz="4"/>
+              <w:left w:val="single" w:color="A6A6A6" w:sz="4"/>
+              <w:bottom w:val="single" w:color="A6A6A6" w:sz="4"/>
+              <w:right w:val="single" w:color="A6A6A6" w:sz="4"/>
+            </w:tcBorders>
+            <w:shd w:fill="DCE3F0" w:color="auto" w:val="clear"/>
+            <w:tcMar>
+              <w:top w:type="dxa" w:w="60"/>
+              <w:left w:type="dxa" w:w="100"/>
+              <w:bottom w:type="dxa" w:w="60"/>
+              <w:right w:type="dxa" w:w="100"/>
+            </w:tcMar>
+          </w:tcPr>
+          <w:p>
+            <w:pPr>
+              <w:spacing w:after="20" w:line="260"/>
+            </w:pPr>
+            <w:r>
+              <w:rPr>
+                <w:b w:val="false"/>
+                <w:bCs w:val="false"/>
+                <w:color w:val="000000"/>
+                <w:sz w:val="19"/>
+                <w:szCs w:val="19"/>
+              </w:rPr>
+              <w:t xml:space="preserve">設計は「ToF 中央が開き vehicle が側方セルに移る」としていたが、カメラは真横を見られないので検出器では判定できない。横の ToF で「車両を見た → 見えなくなった」の順序を取ることで、はみ出した直後の「まだ隣に来ていない」状態を終わりと誤らない</w:t>
+            </w:r>
+          </w:p>
+        </w:tc>
+      </w:tr>
+      <w:tr>
+        <w:trPr>
+          <w:cantSplit/>
+          <w:tblHeader w:val="false"/>
+        </w:trPr>
+        <w:tc>
+          <w:tcPr>
+            <w:tcW w:type="dxa" w:w="1500"/>
+            <w:tcBorders>
+              <w:top w:val="single" w:color="A6A6A6" w:sz="4"/>
+              <w:left w:val="single" w:color="A6A6A6" w:sz="4"/>
+              <w:bottom w:val="single" w:color="A6A6A6" w:sz="4"/>
+              <w:right w:val="single" w:color="A6A6A6" w:sz="4"/>
+            </w:tcBorders>
+            <w:shd w:fill="FFFFFF" w:color="auto" w:val="clear"/>
+            <w:tcMar>
+              <w:top w:type="dxa" w:w="60"/>
+              <w:left w:type="dxa" w:w="100"/>
+              <w:bottom w:type="dxa" w:w="60"/>
+              <w:right w:type="dxa" w:w="100"/>
+            </w:tcMar>
+          </w:tcPr>
+          <w:p>
+            <w:pPr>
+              <w:spacing w:after="20" w:line="260"/>
+            </w:pPr>
+            <w:r>
+              <w:rPr>
+                <w:b w:val="false"/>
+                <w:bCs w:val="false"/>
+                <w:color w:val="000000"/>
+                <w:sz w:val="19"/>
+                <w:szCs w:val="19"/>
+              </w:rPr>
+              <w:t xml:space="preserve">追い越す側</w:t>
+            </w:r>
+          </w:p>
+        </w:tc>
+        <w:tc>
+          <w:tcPr>
+            <w:tcW w:type="dxa" w:w="4200"/>
+            <w:tcBorders>
+              <w:top w:val="single" w:color="A6A6A6" w:sz="4"/>
+              <w:left w:val="single" w:color="A6A6A6" w:sz="4"/>
+              <w:bottom w:val="single" w:color="A6A6A6" w:sz="4"/>
+              <w:right w:val="single" w:color="A6A6A6" w:sz="4"/>
+            </w:tcBorders>
+            <w:shd w:fill="FFFFFF" w:color="auto" w:val="clear"/>
+            <w:tcMar>
+              <w:top w:type="dxa" w:w="60"/>
+              <w:left w:type="dxa" w:w="100"/>
+              <w:bottom w:type="dxa" w:w="60"/>
+              <w:right w:type="dxa" w:w="100"/>
+            </w:tcMar>
+          </w:tcPr>
+          <w:p>
+            <w:pPr>
+              <w:spacing w:after="20" w:line="260"/>
+            </w:pPr>
+            <w:r>
+              <w:rPr>
+                <w:b w:val="false"/>
+                <w:bCs w:val="false"/>
+                <w:color w:val="000000"/>
+                <w:sz w:val="19"/>
+                <w:szCs w:val="19"/>
+              </w:rPr>
+              <w:t xml:space="preserve">overtake_side = left／right／open（左右の ToF の広い側、同じなら右）。その側の ToF が side_clear_mm 未満なら FOLLOW_WAIT で待つ</w:t>
+            </w:r>
+          </w:p>
+        </w:tc>
+        <w:tc>
+          <w:tcPr>
+            <w:tcW w:type="dxa" w:w="3938"/>
+            <w:tcBorders>
+              <w:top w:val="single" w:color="A6A6A6" w:sz="4"/>
+              <w:left w:val="single" w:color="A6A6A6" w:sz="4"/>
+              <w:bottom w:val="single" w:color="A6A6A6" w:sz="4"/>
+              <w:right w:val="single" w:color="A6A6A6" w:sz="4"/>
+            </w:tcBorders>
+            <w:shd w:fill="FFFFFF" w:color="auto" w:val="clear"/>
+            <w:tcMar>
+              <w:top w:type="dxa" w:w="60"/>
+              <w:left w:type="dxa" w:w="100"/>
+              <w:bottom w:type="dxa" w:w="60"/>
+              <w:right w:type="dxa" w:w="100"/>
+            </w:tcMar>
+          </w:tcPr>
+          <w:p>
+            <w:pPr>
+              <w:spacing w:after="20" w:line="260"/>
+            </w:pPr>
+            <w:r>
+              <w:rPr>
+                <w:b w:val="false"/>
+                <w:bCs w:val="false"/>
+                <w:color w:val="000000"/>
+                <w:sz w:val="19"/>
+                <w:szCs w:val="19"/>
+              </w:rPr>
+              <w:t xml:space="preserve">設計の auto と同じ。待つ状態を明示的に設けた（狭い道では追い越さない）</w:t>
+            </w:r>
+          </w:p>
+        </w:tc>
+      </w:tr>
+      <w:tr>
+        <w:trPr>
+          <w:cantSplit/>
+          <w:tblHeader w:val="false"/>
+        </w:trPr>
+        <w:tc>
+          <w:tcPr>
+            <w:tcW w:type="dxa" w:w="1500"/>
+            <w:tcBorders>
+              <w:top w:val="single" w:color="A6A6A6" w:sz="4"/>
+              <w:left w:val="single" w:color="A6A6A6" w:sz="4"/>
+              <w:bottom w:val="single" w:color="A6A6A6" w:sz="4"/>
+              <w:right w:val="single" w:color="A6A6A6" w:sz="4"/>
+            </w:tcBorders>
+            <w:shd w:fill="DCE3F0" w:color="auto" w:val="clear"/>
+            <w:tcMar>
+              <w:top w:type="dxa" w:w="60"/>
+              <w:left w:type="dxa" w:w="100"/>
+              <w:bottom w:type="dxa" w:w="60"/>
+              <w:right w:type="dxa" w:w="100"/>
+            </w:tcMar>
+          </w:tcPr>
+          <w:p>
+            <w:pPr>
+              <w:spacing w:after="20" w:line="260"/>
+            </w:pPr>
+            <w:r>
+              <w:rPr>
+                <w:b w:val="false"/>
+                <w:bCs w:val="false"/>
+                <w:color w:val="000000"/>
+                <w:sz w:val="19"/>
+                <w:szCs w:val="19"/>
+              </w:rPr>
+              <w:t xml:space="preserve">交差点の「着いた」</w:t>
+            </w:r>
+          </w:p>
+        </w:tc>
+        <w:tc>
+          <w:tcPr>
+            <w:tcW w:type="dxa" w:w="4200"/>
+            <w:tcBorders>
+              <w:top w:val="single" w:color="A6A6A6" w:sz="4"/>
+              <w:left w:val="single" w:color="A6A6A6" w:sz="4"/>
+              <w:bottom w:val="single" w:color="A6A6A6" w:sz="4"/>
+              <w:right w:val="single" w:color="A6A6A6" w:sz="4"/>
+            </w:tcBorders>
+            <w:shd w:fill="DCE3F0" w:color="auto" w:val="clear"/>
+            <w:tcMar>
+              <w:top w:type="dxa" w:w="60"/>
+              <w:left w:type="dxa" w:w="100"/>
+              <w:bottom w:type="dxa" w:w="60"/>
+              <w:right w:type="dxa" w:w="100"/>
+            </w:tcMar>
+          </w:tcPr>
+          <w:p>
+            <w:pPr>
+              <w:spacing w:after="20" w:line="260"/>
+            </w:pPr>
+            <w:r>
+              <w:rPr>
+                <w:b w:val="false"/>
+                <w:bCs w:val="false"/>
+                <w:color w:val="000000"/>
+                <w:sz w:val="19"/>
+                <w:szCs w:val="19"/>
+              </w:rPr>
+              <w:t xml:space="preserve">stop_trigger = side_open（左右どちらかの ToF が open_mm 以上＝壁が切れた）または detector（確定と同時）</w:t>
+            </w:r>
+          </w:p>
+        </w:tc>
+        <w:tc>
+          <w:tcPr>
+            <w:tcW w:type="dxa" w:w="3938"/>
+            <w:tcBorders>
+              <w:top w:val="single" w:color="A6A6A6" w:sz="4"/>
+              <w:left w:val="single" w:color="A6A6A6" w:sz="4"/>
+              <w:bottom w:val="single" w:color="A6A6A6" w:sz="4"/>
+              <w:right w:val="single" w:color="A6A6A6" w:sz="4"/>
+            </w:tcBorders>
+            <w:shd w:fill="DCE3F0" w:color="auto" w:val="clear"/>
+            <w:tcMar>
+              <w:top w:type="dxa" w:w="60"/>
+              <w:left w:type="dxa" w:w="100"/>
+              <w:bottom w:type="dxa" w:w="60"/>
+              <w:right w:type="dxa" w:w="100"/>
+            </w:tcMar>
+          </w:tcPr>
+          <w:p>
+            <w:pPr>
+              <w:spacing w:after="20" w:line="260"/>
+            </w:pPr>
+            <w:r>
+              <w:rPr>
+                <w:b w:val="false"/>
+                <w:bCs w:val="false"/>
+                <w:color w:val="000000"/>
+                <w:sz w:val="19"/>
+                <w:szCs w:val="19"/>
+              </w:rPr>
+              <w:t xml:space="preserve">全体検出器には位置が無いので「どこで止まるか」は別の合図が要る。壁のあるコースでは横の ToF が開く瞬間が正確で、壁の無いコースのために detector を残した</w:t>
+            </w:r>
+          </w:p>
+        </w:tc>
+      </w:tr>
+      <w:tr>
+        <w:trPr>
+          <w:cantSplit/>
+          <w:tblHeader w:val="false"/>
+        </w:trPr>
+        <w:tc>
+          <w:tcPr>
+            <w:tcW w:type="dxa" w:w="1500"/>
+            <w:tcBorders>
+              <w:top w:val="single" w:color="A6A6A6" w:sz="4"/>
+              <w:left w:val="single" w:color="A6A6A6" w:sz="4"/>
+              <w:bottom w:val="single" w:color="A6A6A6" w:sz="4"/>
+              <w:right w:val="single" w:color="A6A6A6" w:sz="4"/>
+            </w:tcBorders>
+            <w:shd w:fill="FFFFFF" w:color="auto" w:val="clear"/>
+            <w:tcMar>
+              <w:top w:type="dxa" w:w="60"/>
+              <w:left w:type="dxa" w:w="100"/>
+              <w:bottom w:type="dxa" w:w="60"/>
+              <w:right w:type="dxa" w:w="100"/>
+            </w:tcMar>
+          </w:tcPr>
+          <w:p>
+            <w:pPr>
+              <w:spacing w:after="20" w:line="260"/>
+            </w:pPr>
+            <w:r>
+              <w:rPr>
+                <w:b w:val="false"/>
+                <w:bCs w:val="false"/>
+                <w:color w:val="000000"/>
+                <w:sz w:val="19"/>
+                <w:szCs w:val="19"/>
+              </w:rPr>
+              <w:t xml:space="preserve">曲がる向き</w:t>
+            </w:r>
+          </w:p>
+        </w:tc>
+        <w:tc>
+          <w:tcPr>
+            <w:tcW w:type="dxa" w:w="4200"/>
+            <w:tcBorders>
+              <w:top w:val="single" w:color="A6A6A6" w:sz="4"/>
+              <w:left w:val="single" w:color="A6A6A6" w:sz="4"/>
+              <w:bottom w:val="single" w:color="A6A6A6" w:sz="4"/>
+              <w:right w:val="single" w:color="A6A6A6" w:sz="4"/>
+            </w:tcBorders>
+            <w:shd w:fill="FFFFFF" w:color="auto" w:val="clear"/>
+            <w:tcMar>
+              <w:top w:type="dxa" w:w="60"/>
+              <w:left w:type="dxa" w:w="100"/>
+              <w:bottom w:type="dxa" w:w="60"/>
+              <w:right w:type="dxa" w:w="100"/>
+            </w:tcMar>
+          </w:tcPr>
+          <w:p>
+            <w:pPr>
+              <w:spacing w:after="20" w:line="260"/>
+            </w:pPr>
+            <w:r>
+              <w:rPr>
+                <w:b w:val="false"/>
+                <w:bCs w:val="false"/>
+                <w:color w:val="000000"/>
+                <w:sz w:val="19"/>
+                <w:szCs w:val="19"/>
+              </w:rPr>
+              <w:t xml:space="preserve">turn = straight／left／right／detector（確定した側へ。両方なら直進）。止まった後、HoldLane で直進しながら曲がる側の ToF が開くのを待ち（CROSS）、開いたら Force で turn_ms 曲がる（TURN）</w:t>
+            </w:r>
+          </w:p>
+        </w:tc>
+        <w:tc>
+          <w:tcPr>
+            <w:tcW w:type="dxa" w:w="3938"/>
+            <w:tcBorders>
+              <w:top w:val="single" w:color="A6A6A6" w:sz="4"/>
+              <w:left w:val="single" w:color="A6A6A6" w:sz="4"/>
+              <w:bottom w:val="single" w:color="A6A6A6" w:sz="4"/>
+              <w:right w:val="single" w:color="A6A6A6" w:sz="4"/>
+            </w:tcBorders>
+            <w:shd w:fill="FFFFFF" w:color="auto" w:val="clear"/>
+            <w:tcMar>
+              <w:top w:type="dxa" w:w="60"/>
+              <w:left w:type="dxa" w:w="100"/>
+              <w:bottom w:type="dxa" w:w="60"/>
+              <w:right w:type="dxa" w:w="100"/>
+            </w:tcMar>
+          </w:tcPr>
+          <w:p>
+            <w:pPr>
+              <w:spacing w:after="20" w:line="260"/>
+            </w:pPr>
+            <w:r>
+              <w:rPr>
+                <w:b w:val="false"/>
+                <w:bCs w:val="false"/>
+                <w:color w:val="000000"/>
+                <w:sz w:val="19"/>
+                <w:szCs w:val="19"/>
+              </w:rPr>
+              <w:t xml:space="preserve">設計の alternate（交互）は、周回ごとの記憶が要り、収録の再生で再現できないので外した。「見つけた側へ」を足した。CROSS を設けたのは、止まった位置では曲がる側がまだ開いていないことがあるため（反対側の壁が先に切れた場合）</w:t>
+            </w:r>
+          </w:p>
+        </w:tc>
+      </w:tr>
+      <w:tr>
+        <w:trPr>
+          <w:cantSplit/>
+          <w:tblHeader w:val="false"/>
+        </w:trPr>
+        <w:tc>
+          <w:tcPr>
+            <w:tcW w:type="dxa" w:w="1500"/>
+            <w:tcBorders>
+              <w:top w:val="single" w:color="A6A6A6" w:sz="4"/>
+              <w:left w:val="single" w:color="A6A6A6" w:sz="4"/>
+              <w:bottom w:val="single" w:color="A6A6A6" w:sz="4"/>
+              <w:right w:val="single" w:color="A6A6A6" w:sz="4"/>
+            </w:tcBorders>
+            <w:shd w:fill="DCE3F0" w:color="auto" w:val="clear"/>
+            <w:tcMar>
+              <w:top w:type="dxa" w:w="60"/>
+              <w:left w:type="dxa" w:w="100"/>
+              <w:bottom w:type="dxa" w:w="60"/>
+              <w:right w:type="dxa" w:w="100"/>
+            </w:tcMar>
+          </w:tcPr>
+          <w:p>
+            <w:pPr>
+              <w:spacing w:after="20" w:line="260"/>
+            </w:pPr>
+            <w:r>
+              <w:rPr>
+                <w:b w:val="false"/>
+                <w:bCs w:val="false"/>
+                <w:color w:val="000000"/>
+                <w:sz w:val="19"/>
+                <w:szCs w:val="19"/>
+              </w:rPr>
+              <w:t xml:space="preserve">重なり</w:t>
+            </w:r>
+          </w:p>
+        </w:tc>
+        <w:tc>
+          <w:tcPr>
+            <w:tcW w:type="dxa" w:w="4200"/>
+            <w:tcBorders>
+              <w:top w:val="single" w:color="A6A6A6" w:sz="4"/>
+              <w:left w:val="single" w:color="A6A6A6" w:sz="4"/>
+              <w:bottom w:val="single" w:color="A6A6A6" w:sz="4"/>
+              <w:right w:val="single" w:color="A6A6A6" w:sz="4"/>
+            </w:tcBorders>
+            <w:shd w:fill="DCE3F0" w:color="auto" w:val="clear"/>
+            <w:tcMar>
+              <w:top w:type="dxa" w:w="60"/>
+              <w:left w:type="dxa" w:w="100"/>
+              <w:bottom w:type="dxa" w:w="60"/>
+              <w:right w:type="dxa" w:w="100"/>
+            </w:tcMar>
+          </w:tcPr>
+          <w:p>
+            <w:pPr>
+              <w:spacing w:after="20" w:line="260"/>
+            </w:pPr>
+            <w:r>
+              <w:rPr>
+                <w:b w:val="false"/>
+                <w:bCs w:val="false"/>
+                <w:color w:val="000000"/>
+                <w:sz w:val="19"/>
+                <w:szCs w:val="19"/>
+              </w:rPr>
+              <w:t xml:space="preserve">速度の上限は最小値。駐車の計時は赤信号・交差点の処理中は進めない。追い越しの途中で赤信号・交差点が出れば打ち切り（ignore_ms 付き）。交差点の停止は赤信号の間は発進せず、CROSS／TURN 中の赤信号で打ち切り。報告する状態は 赤信号 → 交差点 → 車両 → SIGNAL_RESUME</w:t>
+            </w:r>
+          </w:p>
+        </w:tc>
+        <w:tc>
+          <w:tcPr>
+            <w:tcW w:type="dxa" w:w="3938"/>
+            <w:tcBorders>
+              <w:top w:val="single" w:color="A6A6A6" w:sz="4"/>
+              <w:left w:val="single" w:color="A6A6A6" w:sz="4"/>
+              <w:bottom w:val="single" w:color="A6A6A6" w:sz="4"/>
+              <w:right w:val="single" w:color="A6A6A6" w:sz="4"/>
+            </w:tcBorders>
+            <w:shd w:fill="DCE3F0" w:color="auto" w:val="clear"/>
+            <w:tcMar>
+              <w:top w:type="dxa" w:w="60"/>
+              <w:left w:type="dxa" w:w="100"/>
+              <w:bottom w:type="dxa" w:w="60"/>
+              <w:right w:type="dxa" w:w="100"/>
+            </w:tcMar>
+          </w:tcPr>
+          <w:p>
+            <w:pPr>
+              <w:spacing w:after="20" w:line="260"/>
+            </w:pPr>
+            <w:r>
+              <w:rPr>
+                <w:b w:val="false"/>
+                <w:bCs w:val="false"/>
+                <w:color w:val="000000"/>
+                <w:sz w:val="19"/>
+                <w:szCs w:val="19"/>
+              </w:rPr>
+              <w:t xml:space="preserve">設計には無かった部分。信号待ちの車を追い越さないこと、追い越しの途中で赤になったら止まることが安全上の要点。報告の順序は最初「信号機 → 交差点 → 車両」としていたが、テストで「青で発進した直後の右左折が SIGNAL_RESUME に隠れて見えない」ことが分かり、RESUME（赤を無視しているだけ）を最後にした</w:t>
+            </w:r>
+          </w:p>
+        </w:tc>
+      </w:tr>
+      <w:tr>
+        <w:trPr>
+          <w:cantSplit/>
+          <w:tblHeader w:val="false"/>
+        </w:trPr>
+        <w:tc>
+          <w:tcPr>
+            <w:tcW w:type="dxa" w:w="1500"/>
+            <w:tcBorders>
+              <w:top w:val="single" w:color="A6A6A6" w:sz="4"/>
+              <w:left w:val="single" w:color="A6A6A6" w:sz="4"/>
+              <w:bottom w:val="single" w:color="A6A6A6" w:sz="4"/>
+              <w:right w:val="single" w:color="A6A6A6" w:sz="4"/>
+            </w:tcBorders>
+            <w:shd w:fill="FFFFFF" w:color="auto" w:val="clear"/>
+            <w:tcMar>
+              <w:top w:type="dxa" w:w="60"/>
+              <w:left w:type="dxa" w:w="100"/>
+              <w:bottom w:type="dxa" w:w="60"/>
+              <w:right w:type="dxa" w:w="100"/>
+            </w:tcMar>
+          </w:tcPr>
+          <w:p>
+            <w:pPr>
+              <w:spacing w:after="20" w:line="260"/>
+            </w:pPr>
+            <w:r>
+              <w:rPr>
+                <w:b w:val="false"/>
+                <w:bCs w:val="false"/>
+                <w:color w:val="000000"/>
+                <w:sz w:val="19"/>
+                <w:szCs w:val="19"/>
+              </w:rPr>
+              <w:t xml:space="preserve">ToF の値の遅れ</w:t>
+            </w:r>
+          </w:p>
+        </w:tc>
+        <w:tc>
+          <w:tcPr>
+            <w:tcW w:type="dxa" w:w="4200"/>
+            <w:tcBorders>
+              <w:top w:val="single" w:color="A6A6A6" w:sz="4"/>
+              <w:left w:val="single" w:color="A6A6A6" w:sz="4"/>
+              <w:bottom w:val="single" w:color="A6A6A6" w:sz="4"/>
+              <w:right w:val="single" w:color="A6A6A6" w:sz="4"/>
+            </w:tcBorders>
+            <w:shd w:fill="FFFFFF" w:color="auto" w:val="clear"/>
+            <w:tcMar>
+              <w:top w:type="dxa" w:w="60"/>
+              <w:left w:type="dxa" w:w="100"/>
+              <w:bottom w:type="dxa" w:w="60"/>
+              <w:right w:type="dxa" w:w="100"/>
+            </w:tcMar>
+          </w:tcPr>
+          <w:p>
+            <w:pPr>
+              <w:spacing w:after="20" w:line="260"/>
+            </w:pPr>
+            <w:r>
+              <w:rPr>
+                <w:b w:val="false"/>
+                <w:bCs w:val="false"/>
+                <w:color w:val="000000"/>
+                <w:sz w:val="19"/>
+                <w:szCs w:val="19"/>
+              </w:rPr>
+              <w:t xml:space="preserve">行動が読む ToF の距離は tof_drive がひとつ前のフレームで処理した値（1 フレーム = 50 ms の遅れ）</w:t>
+            </w:r>
+          </w:p>
+        </w:tc>
+        <w:tc>
+          <w:tcPr>
+            <w:tcW w:type="dxa" w:w="3938"/>
+            <w:tcBorders>
+              <w:top w:val="single" w:color="A6A6A6" w:sz="4"/>
+              <w:left w:val="single" w:color="A6A6A6" w:sz="4"/>
+              <w:bottom w:val="single" w:color="A6A6A6" w:sz="4"/>
+              <w:right w:val="single" w:color="A6A6A6" w:sz="4"/>
+            </w:tcBorders>
+            <w:shd w:fill="FFFFFF" w:color="auto" w:val="clear"/>
+            <w:tcMar>
+              <w:top w:type="dxa" w:w="60"/>
+              <w:left w:type="dxa" w:w="100"/>
+              <w:bottom w:type="dxa" w:w="60"/>
+              <w:right w:type="dxa" w:w="100"/>
+            </w:tcMar>
+          </w:tcPr>
+          <w:p>
+            <w:pPr>
+              <w:spacing w:after="20" w:line="260"/>
+            </w:pPr>
+            <w:r>
+              <w:rPr>
+                <w:b w:val="false"/>
+                <w:bCs w:val="false"/>
+                <w:color w:val="000000"/>
+                <w:sz w:val="19"/>
+                <w:szCs w:val="19"/>
+              </w:rPr>
+              <w:t xml:space="preserve">行動が先に上限と操舵を決め、その後に tof_drive がこのフレームの読みを処理する順序のため。どの判定も時間で確定する（confirm、parked_confirm_ms、pass_clear_ms）ので影響しない。順序を逆にすると「上限が 1 フレーム遅れる」ことになり、同じこと</w:t>
+            </w:r>
+          </w:p>
+        </w:tc>
+      </w:tr>
+      <w:tr>
+        <w:trPr>
+          <w:cantSplit/>
+          <w:tblHeader w:val="false"/>
+        </w:trPr>
+        <w:tc>
+          <w:tcPr>
+            <w:tcW w:type="dxa" w:w="1500"/>
+            <w:tcBorders>
+              <w:top w:val="single" w:color="A6A6A6" w:sz="4"/>
+              <w:left w:val="single" w:color="A6A6A6" w:sz="4"/>
+              <w:bottom w:val="single" w:color="A6A6A6" w:sz="4"/>
+              <w:right w:val="single" w:color="A6A6A6" w:sz="4"/>
+            </w:tcBorders>
+            <w:shd w:fill="DCE3F0" w:color="auto" w:val="clear"/>
+            <w:tcMar>
+              <w:top w:type="dxa" w:w="60"/>
+              <w:left w:type="dxa" w:w="100"/>
+              <w:bottom w:type="dxa" w:w="60"/>
+              <w:right w:type="dxa" w:w="100"/>
+            </w:tcMar>
+          </w:tcPr>
+          <w:p>
+            <w:pPr>
+              <w:spacing w:after="20" w:line="260"/>
+            </w:pPr>
+            <w:r>
+              <w:rPr>
+                <w:b w:val="false"/>
+                <w:bCs w:val="false"/>
+                <w:color w:val="000000"/>
+                <w:sz w:val="19"/>
+                <w:szCs w:val="19"/>
+              </w:rPr>
+              <w:t xml:space="preserve">params.json</w:t>
+            </w:r>
+          </w:p>
+        </w:tc>
+        <w:tc>
+          <w:tcPr>
+            <w:tcW w:type="dxa" w:w="4200"/>
+            <w:tcBorders>
+              <w:top w:val="single" w:color="A6A6A6" w:sz="4"/>
+              <w:left w:val="single" w:color="A6A6A6" w:sz="4"/>
+              <w:bottom w:val="single" w:color="A6A6A6" w:sz="4"/>
+              <w:right w:val="single" w:color="A6A6A6" w:sz="4"/>
+            </w:tcBorders>
+            <w:shd w:fill="DCE3F0" w:color="auto" w:val="clear"/>
+            <w:tcMar>
+              <w:top w:type="dxa" w:w="60"/>
+              <w:left w:type="dxa" w:w="100"/>
+              <w:bottom w:type="dxa" w:w="60"/>
+              <w:right w:type="dxa" w:w="100"/>
+            </w:tcMar>
+          </w:tcPr>
+          <w:p>
+            <w:pPr>
+              <w:spacing w:after="20" w:line="260"/>
+            </w:pPr>
+            <w:r>
+              <w:rPr>
+                <w:b w:val="false"/>
+                <w:bCs w:val="false"/>
+                <w:color w:val="000000"/>
+                <w:sz w:val="19"/>
+                <w:szCs w:val="19"/>
+              </w:rPr>
+              <w:t xml:space="preserve">"vehicle" と "intersection" は任意の節。無ければオフ、あれば全キー必須。検出器の名前が vision.bin に無ければ拒否</w:t>
+            </w:r>
+          </w:p>
+        </w:tc>
+        <w:tc>
+          <w:tcPr>
+            <w:tcW w:type="dxa" w:w="3938"/>
+            <w:tcBorders>
+              <w:top w:val="single" w:color="A6A6A6" w:sz="4"/>
+              <w:left w:val="single" w:color="A6A6A6" w:sz="4"/>
+              <w:bottom w:val="single" w:color="A6A6A6" w:sz="4"/>
+              <w:right w:val="single" w:color="A6A6A6" w:sz="4"/>
+            </w:tcBorders>
+            <w:shd w:fill="DCE3F0" w:color="auto" w:val="clear"/>
+            <w:tcMar>
+              <w:top w:type="dxa" w:w="60"/>
+              <w:left w:type="dxa" w:w="100"/>
+              <w:bottom w:type="dxa" w:w="60"/>
+              <w:right w:type="dxa" w:w="100"/>
+            </w:tcMar>
+          </w:tcPr>
+          <w:p>
+            <w:pPr>
+              <w:spacing w:after="20" w:line="260"/>
+            </w:pPr>
+            <w:r>
+              <w:rPr>
+                <w:b w:val="false"/>
+                <w:bCs w:val="false"/>
+                <w:color w:val="000000"/>
+                <w:sz w:val="19"/>
+                <w:szCs w:val="19"/>
+              </w:rPr>
+              <w:t xml:space="preserve">行動を段階的に足せるようにするため。学習ツールはパックにその検出器があるときだけ節を入れる</w:t>
+            </w:r>
+          </w:p>
+        </w:tc>
+      </w:tr>
+      <w:tr>
+        <w:trPr>
+          <w:cantSplit/>
+          <w:tblHeader w:val="false"/>
+        </w:trPr>
+        <w:tc>
+          <w:tcPr>
+            <w:tcW w:type="dxa" w:w="1500"/>
+            <w:tcBorders>
+              <w:top w:val="single" w:color="A6A6A6" w:sz="4"/>
+              <w:left w:val="single" w:color="A6A6A6" w:sz="4"/>
+              <w:bottom w:val="single" w:color="A6A6A6" w:sz="4"/>
+              <w:right w:val="single" w:color="A6A6A6" w:sz="4"/>
+            </w:tcBorders>
+            <w:shd w:fill="FFFFFF" w:color="auto" w:val="clear"/>
+            <w:tcMar>
+              <w:top w:type="dxa" w:w="60"/>
+              <w:left w:type="dxa" w:w="100"/>
+              <w:bottom w:type="dxa" w:w="60"/>
+              <w:right w:type="dxa" w:w="100"/>
+            </w:tcMar>
+          </w:tcPr>
+          <w:p>
+            <w:pPr>
+              <w:spacing w:after="20" w:line="260"/>
+            </w:pPr>
+            <w:r>
+              <w:rPr>
+                <w:b w:val="false"/>
+                <w:bCs w:val="false"/>
+                <w:color w:val="000000"/>
+                <w:sz w:val="19"/>
+                <w:szCs w:val="19"/>
+              </w:rPr>
+              <w:t xml:space="preserve">学習ツール</w:t>
+            </w:r>
+          </w:p>
+        </w:tc>
+        <w:tc>
+          <w:tcPr>
+            <w:tcW w:type="dxa" w:w="4200"/>
+            <w:tcBorders>
+              <w:top w:val="single" w:color="A6A6A6" w:sz="4"/>
+              <w:left w:val="single" w:color="A6A6A6" w:sz="4"/>
+              <w:bottom w:val="single" w:color="A6A6A6" w:sz="4"/>
+              <w:right w:val="single" w:color="A6A6A6" w:sz="4"/>
+            </w:tcBorders>
+            <w:shd w:fill="FFFFFF" w:color="auto" w:val="clear"/>
+            <w:tcMar>
+              <w:top w:type="dxa" w:w="60"/>
+              <w:left w:type="dxa" w:w="100"/>
+              <w:bottom w:type="dxa" w:w="60"/>
+              <w:right w:type="dxa" w:w="100"/>
+            </w:tcMar>
+          </w:tcPr>
+          <w:p>
+            <w:pPr>
+              <w:spacing w:after="20" w:line="260"/>
+            </w:pPr>
+            <w:r>
+              <w:rPr>
+                <w:b w:val="false"/>
+                <w:bCs w:val="false"/>
+                <w:color w:val="000000"/>
+                <w:sz w:val="19"/>
+                <w:szCs w:val="19"/>
+              </w:rPr>
+              <w:t xml:space="preserve">propose：vehicle は ToF 中央が近かったコマ、intersection_left／right は横の ToF が壁から開いたに変わった瞬間から --before-ms 前までの区間（scene の候補）。候補は labels.jsonl と同じ行で出す。train：--vehicle／--intersection、節の自動設定。しきい値の選び方を改善（同点の真ん中、解除のしきい値は負例の上位 1% より上）。show：オンの行動</w:t>
+            </w:r>
+          </w:p>
+        </w:tc>
+        <w:tc>
+          <w:tcPr>
+            <w:tcW w:type="dxa" w:w="3938"/>
+            <w:tcBorders>
+              <w:top w:val="single" w:color="A6A6A6" w:sz="4"/>
+              <w:left w:val="single" w:color="A6A6A6" w:sz="4"/>
+              <w:bottom w:val="single" w:color="A6A6A6" w:sz="4"/>
+              <w:right w:val="single" w:color="A6A6A6" w:sz="4"/>
+            </w:tcBorders>
+            <w:shd w:fill="FFFFFF" w:color="auto" w:val="clear"/>
+            <w:tcMar>
+              <w:top w:type="dxa" w:w="60"/>
+              <w:left w:type="dxa" w:w="100"/>
+              <w:bottom w:type="dxa" w:w="60"/>
+              <w:right w:type="dxa" w:w="100"/>
+            </w:tcMar>
+          </w:tcPr>
+          <w:p>
+            <w:pPr>
+              <w:spacing w:after="20" w:line="260"/>
+            </w:pPr>
+            <w:r>
+              <w:rPr>
+                <w:b w:val="false"/>
+                <w:bCs w:val="false"/>
+                <w:color w:val="000000"/>
+                <w:sz w:val="19"/>
+                <w:szCs w:val="19"/>
+              </w:rPr>
+              <w:t xml:space="preserve">交差点の候補を「通過した瞬間からの逆算」で出せるのは、ToF という別のセンサーが「いつ」を教えてくれるから（センサーを組み合わせるとラベル付けが楽になる例）。しきい値の改善は下の「気づき」から</w:t>
+            </w:r>
+          </w:p>
+        </w:tc>
+      </w:tr>
+      <w:tr>
+        <w:trPr>
+          <w:cantSplit/>
+          <w:tblHeader w:val="false"/>
+        </w:trPr>
+        <w:tc>
+          <w:tcPr>
+            <w:tcW w:type="dxa" w:w="1500"/>
+            <w:tcBorders>
+              <w:top w:val="single" w:color="A6A6A6" w:sz="4"/>
+              <w:left w:val="single" w:color="A6A6A6" w:sz="4"/>
+              <w:bottom w:val="single" w:color="A6A6A6" w:sz="4"/>
+              <w:right w:val="single" w:color="A6A6A6" w:sz="4"/>
+            </w:tcBorders>
+            <w:shd w:fill="DCE3F0" w:color="auto" w:val="clear"/>
+            <w:tcMar>
+              <w:top w:type="dxa" w:w="60"/>
+              <w:left w:type="dxa" w:w="100"/>
+              <w:bottom w:type="dxa" w:w="60"/>
+              <w:right w:type="dxa" w:w="100"/>
+            </w:tcMar>
+          </w:tcPr>
+          <w:p>
+            <w:pPr>
+              <w:spacing w:after="20" w:line="260"/>
+            </w:pPr>
+            <w:r>
+              <w:rPr>
+                <w:b w:val="false"/>
+                <w:bCs w:val="false"/>
+                <w:color w:val="000000"/>
+                <w:sz w:val="19"/>
+                <w:szCs w:val="19"/>
+              </w:rPr>
+              <w:t xml:space="preserve">PC</w:t>
+            </w:r>
+          </w:p>
+        </w:tc>
+        <w:tc>
+          <w:tcPr>
+            <w:tcW w:type="dxa" w:w="4200"/>
+            <w:tcBorders>
+              <w:top w:val="single" w:color="A6A6A6" w:sz="4"/>
+              <w:left w:val="single" w:color="A6A6A6" w:sz="4"/>
+              <w:bottom w:val="single" w:color="A6A6A6" w:sz="4"/>
+              <w:right w:val="single" w:color="A6A6A6" w:sz="4"/>
+            </w:tcBorders>
+            <w:shd w:fill="DCE3F0" w:color="auto" w:val="clear"/>
+            <w:tcMar>
+              <w:top w:type="dxa" w:w="60"/>
+              <w:left w:type="dxa" w:w="100"/>
+              <w:bottom w:type="dxa" w:w="60"/>
+              <w:right w:type="dxa" w:w="100"/>
+            </w:tcMar>
+          </w:tcPr>
+          <w:p>
+            <w:pPr>
+              <w:spacing w:after="20" w:line="260"/>
+            </w:pPr>
+            <w:r>
+              <w:rPr>
+                <w:b w:val="false"/>
+                <w:bCs w:val="false"/>
+                <w:color w:val="000000"/>
+                <w:sz w:val="19"/>
+                <w:szCs w:val="19"/>
+              </w:rPr>
+              <w:t xml:space="preserve">全体検出器（セル数 0）は画像全体を囲む枠（交差点 = 橙）、車両は水色。判断状態に意味を添える（FOLLOW（前の車両に追従）など）</w:t>
+            </w:r>
+          </w:p>
+        </w:tc>
+        <w:tc>
+          <w:tcPr>
+            <w:tcW w:type="dxa" w:w="3938"/>
+            <w:tcBorders>
+              <w:top w:val="single" w:color="A6A6A6" w:sz="4"/>
+              <w:left w:val="single" w:color="A6A6A6" w:sz="4"/>
+              <w:bottom w:val="single" w:color="A6A6A6" w:sz="4"/>
+              <w:right w:val="single" w:color="A6A6A6" w:sz="4"/>
+            </w:tcBorders>
+            <w:shd w:fill="DCE3F0" w:color="auto" w:val="clear"/>
+            <w:tcMar>
+              <w:top w:type="dxa" w:w="60"/>
+              <w:left w:type="dxa" w:w="100"/>
+              <w:bottom w:type="dxa" w:w="60"/>
+              <w:right w:type="dxa" w:w="100"/>
+            </w:tcMar>
+          </w:tcPr>
+          <w:p>
+            <w:pPr>
+              <w:spacing w:after="20" w:line="260"/>
+            </w:pPr>
+            <w:r>
+              <w:rPr>
+                <w:b w:val="false"/>
+                <w:bCs w:val="false"/>
+                <w:color w:val="000000"/>
+                <w:sz w:val="19"/>
+                <w:szCs w:val="19"/>
+              </w:rPr>
+              <w:t xml:space="preserve">全体検出器には位置が無いので、セル (0,0) に枠を描いてしまわないようにした</w:t>
+            </w:r>
+          </w:p>
+        </w:tc>
+      </w:tr>
+      <w:tr>
+        <w:trPr>
+          <w:cantSplit/>
+          <w:tblHeader w:val="false"/>
+        </w:trPr>
+        <w:tc>
+          <w:tcPr>
+            <w:tcW w:type="dxa" w:w="1500"/>
+            <w:tcBorders>
+              <w:top w:val="single" w:color="A6A6A6" w:sz="4"/>
+              <w:left w:val="single" w:color="A6A6A6" w:sz="4"/>
+              <w:bottom w:val="single" w:color="A6A6A6" w:sz="4"/>
+              <w:right w:val="single" w:color="A6A6A6" w:sz="4"/>
+            </w:tcBorders>
+            <w:shd w:fill="FFFFFF" w:color="auto" w:val="clear"/>
+            <w:tcMar>
+              <w:top w:type="dxa" w:w="60"/>
+              <w:left w:type="dxa" w:w="100"/>
+              <w:bottom w:type="dxa" w:w="60"/>
+              <w:right w:type="dxa" w:w="100"/>
+            </w:tcMar>
+          </w:tcPr>
+          <w:p>
+            <w:pPr>
+              <w:spacing w:after="20" w:line="260"/>
+            </w:pPr>
+            <w:r>
+              <w:rPr>
+                <w:b w:val="false"/>
+                <w:bCs w:val="false"/>
+                <w:color w:val="000000"/>
+                <w:sz w:val="19"/>
+                <w:szCs w:val="19"/>
+              </w:rPr>
+              <w:t xml:space="preserve">検証</w:t>
+            </w:r>
+          </w:p>
+        </w:tc>
+        <w:tc>
+          <w:tcPr>
+            <w:tcW w:type="dxa" w:w="4200"/>
+            <w:tcBorders>
+              <w:top w:val="single" w:color="A6A6A6" w:sz="4"/>
+              <w:left w:val="single" w:color="A6A6A6" w:sz="4"/>
+              <w:bottom w:val="single" w:color="A6A6A6" w:sz="4"/>
+              <w:right w:val="single" w:color="A6A6A6" w:sz="4"/>
+            </w:tcBorders>
+            <w:shd w:fill="FFFFFF" w:color="auto" w:val="clear"/>
+            <w:tcMar>
+              <w:top w:type="dxa" w:w="60"/>
+              <w:left w:type="dxa" w:w="100"/>
+              <w:bottom w:type="dxa" w:w="60"/>
+              <w:right w:type="dxa" w:w="100"/>
+            </w:tcMar>
+          </w:tcPr>
+          <w:p>
+            <w:pPr>
+              <w:spacing w:after="20" w:line="260"/>
+            </w:pPr>
+            <w:r>
+              <w:rPr>
+                <w:b w:val="false"/>
+                <w:bCs w:val="false"/>
+                <w:color w:val="000000"/>
+                <w:sz w:val="19"/>
+                <w:szCs w:val="19"/>
+              </w:rPr>
+              <w:t xml:space="preserve">cam_logic のテスト（381 検査）：追従と車間、駐車車両の追い越し（両側・片側・待機・時間打ち切り）、赤信号中は追い越さない、交差点の停止・直進・左折・右折・検出器による向き・detector での停止、赤信号での発進待ち、重なり。tof_logic に操舵モードのテスト。tools_smoke.py に 2 つ目のパック（車両＋交差点）：合成収録 → 学習 → rumicar-replay で CRUISE → FOLLOW → OVERTAKE_OUT → OVERTAKE_PASS → OVERTAKE_IN → CRUISE → INTERSECTION_APPROACH → INTERSECTION_STOP → CRUISE</w:t>
+            </w:r>
+          </w:p>
+        </w:tc>
+        <w:tc>
+          <w:tcPr>
+            <w:tcW w:type="dxa" w:w="3938"/>
+            <w:tcBorders>
+              <w:top w:val="single" w:color="A6A6A6" w:sz="4"/>
+              <w:left w:val="single" w:color="A6A6A6" w:sz="4"/>
+              <w:bottom w:val="single" w:color="A6A6A6" w:sz="4"/>
+              <w:right w:val="single" w:color="A6A6A6" w:sz="4"/>
+            </w:tcBorders>
+            <w:shd w:fill="FFFFFF" w:color="auto" w:val="clear"/>
+            <w:tcMar>
+              <w:top w:type="dxa" w:w="60"/>
+              <w:left w:type="dxa" w:w="100"/>
+              <w:bottom w:type="dxa" w:w="60"/>
+              <w:right w:type="dxa" w:w="100"/>
+            </w:tcMar>
+          </w:tcPr>
+          <w:p>
+            <w:pPr>
+              <w:spacing w:after="20" w:line="260"/>
+            </w:pPr>
+            <w:r>
+              <w:rPr>
+                <w:b w:val="false"/>
+                <w:bCs w:val="false"/>
+                <w:color w:val="000000"/>
+                <w:sz w:val="19"/>
+                <w:szCs w:val="19"/>
+              </w:rPr>
+              <w:t xml:space="preserve">再生は収録した ToF の読みをそのまま与えるので、追い越しの「横の ToF が車両を見て、見えなくなる」は収録に書いた筋書きどおりにしか進まない。閉ループの確認は実車（9章）</w:t>
+            </w:r>
+          </w:p>
+        </w:tc>
+      </w:tr>
+    </w:tbl>
+    <w:p>
+      <w:pPr>
+        <w:spacing w:after="60"/>
+      </w:pPr>
+    </w:p>
+    <w:p>
+      <w:pPr>
+        <w:spacing w:after="100" w:line="300"/>
+      </w:pPr>
+      <w:r>
+        <w:t xml:space="preserve">実装中の気づき（学習の参考に）：</w:t>
+      </w:r>
+    </w:p>
+    <w:p>
+      <w:pPr>
+        <w:pStyle w:val="ListParagraph"/>
+        <w:numPr>
+          <w:ilvl w:val="0"/>
+          <w:numId w:val="2"/>
+        </w:numPr>
+        <w:spacing w:after="60" w:line="290"/>
+      </w:pPr>
+      <w:r>
+        <w:t xml:space="preserve">引き継いだ検出器は新しい場面を知らない：最初は信号機の検出器を --keep-parent-detectors で引き継ぎ、車両と交差点だけ学習したところ、再生で赤信号の検出器が「車両のテールランプ」に、青信号の検出器が車両と交差点の場面に反応した。信号機の学習データには車両が写っていなかったので当然で、新しい場面の収録を足したら古い検出器も全部学習し直す（ラベルのあるコマは、書かれていない検出器の負例になる）のが基本と分かった。README と仕様書にそう書いた</w:t>
+      </w:r>
+    </w:p>
+    <w:p>
+      <w:pPr>
+        <w:pStyle w:val="ListParagraph"/>
+        <w:numPr>
+          <w:ilvl w:val="0"/>
+          <w:numId w:val="2"/>
+        </w:numPr>
+        <w:spacing w:after="60" w:line="290"/>
+      </w:pPr>
+      <w:r>
+        <w:t xml:space="preserve">解除のしきい値が「何も無いときのスコア」の近くにあると、確定したまま消えない：F1 最大のしきい値が 0.30 と低く出た検出器で thr_off = 0.10 となり、何も写っていないコマのスコア（約 0.10）が thr_off を下回らず解除されなかった。走行には lane_cols の条件で救われていたが、仕組みとして直した：同点のしきい値は真ん中を取り（両側に余裕）、解除のしきい値は負例のスコアの上位 1% と thr_on の中点より下げない</w:t>
+      </w:r>
+    </w:p>
+    <w:p>
+      <w:pPr>
+        <w:pStyle w:val="ListParagraph"/>
+        <w:numPr>
+          <w:ilvl w:val="0"/>
+          <w:numId w:val="2"/>
+        </w:numPr>
+        <w:spacing w:after="60" w:line="290"/>
+      </w:pPr>
+      <w:r>
+        <w:t xml:space="preserve">報告する状態の順序は「何が速度と操舵を決めているか」で決める：優先順位（安全）と報告の順序（説明）は別のもの。SIGNAL_RESUME は赤を無視しているだけで何も決めていないので最後にした</w:t>
+      </w:r>
+    </w:p>
+    <w:p>
+      <w:pPr>
+        <w:pStyle w:val="ListParagraph"/>
+        <w:numPr>
+          <w:ilvl w:val="0"/>
+          <w:numId w:val="2"/>
+        </w:numPr>
+        <w:spacing w:after="60" w:line="290"/>
+      </w:pPr>
+      <w:r>
+        <w:t xml:space="preserve">開ループの操作（時間で切る追い越し・右左折）は、終わりだけでもセンサーで取ると安定する：横の ToF の「見た → 見えなくなった」の順序と、最長時間の打ち切りの組み合わせ</w:t>
+      </w:r>
+    </w:p>
+    <w:p>
+      <w:pPr>
+        <w:pStyle w:val="ListParagraph"/>
+        <w:numPr>
+          <w:ilvl w:val="0"/>
+          <w:numId w:val="2"/>
+        </w:numPr>
+        <w:spacing w:after="60" w:line="290"/>
+      </w:pPr>
+      <w:r>
+        <w:t xml:space="preserve">第10版の仕様書で、用語（検出器・特徴量・補助出力）の行を誤って 2 章の「層」の表に入れていた（文書生成スクリプトの表の探し方の誤り）。第11版で 9 章の用語の表に移した</w:t>
+      </w:r>
+    </w:p>
+    <w:p>
+      <w:pPr>
+        <w:spacing w:after="60"/>
+      </w:pPr>
+    </w:p>
+    <w:p>
+      <w:pPr>
         <w:pStyle w:val="Heading1"/>
       </w:pPr>
       <w:r>
-        <w:t xml:space="preserve">8. 画像を使う走行ロジックと学習データの設計（第11版・案 → 第12版で信号機まで実装）</w:t>
+        <w:t xml:space="preserve">8. 画像を使う走行ロジックと学習データの設計（第11版・案 → 第12版で信号機、第13版で車両・交差点を実装）</w:t>
       </w:r>
     </w:p>
     <w:p>
@@ -16298,7 +17898,7 @@
         <w:spacing w:after="100" w:line="300"/>
       </w:pPr>
       <w:r>
-        <w:t xml:space="preserve">本章は「保存した走行・学習データを Claude に読み込ませて走行ロジックを改良し、車両側に送る」経路を完成させるための設計案です（第11版）。第12版で 8.11 の決定を受け、信号機の部分までを設計どおりに実装しました（7.19）。本章は設計の考え方と比較の記録として残します。</w:t>
+        <w:t xml:space="preserve">本章は「保存した走行・学習データを Claude に読み込ませて走行ロジックを改良し、車両側に送る」経路を完成させるための設計案です（第11版）。第12版で 8.11 の決定を受けて信号機の部分を（7.19）、第13版で車両と交差点を（7.20。変更点はそこに記録）設計に沿って実装しました。本章は設計の考え方と比較の記録として残します。</w:t>
       </w:r>
     </w:p>
     <w:p>
@@ -22675,7 +24275,7 @@
         <w:spacing w:after="60" w:line="290"/>
       </w:pPr>
       <w:r>
-        <w:t xml:space="preserve">画像ロジックの次の段階：車両（vehicle 検出器と ToF の時間差分による追従／追い越し）と交差点（intersection 検出器と停止・右左折）の実装。信号機と同じ仕組み（検出器を学習し、cam_logic に状態を足す）で進める</w:t>
+        <w:t xml:space="preserve">画像ロジックの次の段階（第13版で車両・交差点を実装した後）：場面に応じた右左折の選び方（コースの地図・目的地、または「曲がるべき側」の検出器）、追い越しの終了判定に車両検出器の位置の変化も使うこと、学習済みでない物体（手、落ちた物）の扱い</w:t>
       </w:r>
     </w:p>
     <w:p>
@@ -22715,6 +24315,45 @@
       </w:pPr>
       <w:r>
         <w:t xml:space="preserve">Claude デスクトップアプリの環境で numpy と Pillow が入ること、rumicar-replay（amd64）が動くこと</w:t>
+      </w:r>
+    </w:p>
+    <w:p>
+      <w:pPr>
+        <w:pStyle w:val="ListParagraph"/>
+        <w:numPr>
+          <w:ilvl w:val="0"/>
+          <w:numId w:val="4"/>
+        </w:numPr>
+        <w:spacing w:after="60" w:line="290"/>
+      </w:pPr>
+      <w:r>
+        <w:t xml:space="preserve">もう 1 台の RumiCar を止めた状態・走らせた状態で収録して vehicle 検出器を学習し、追従の車間（follow_gap_mm）、追い越しの各時間（out_ms／pass_*／in_ms）と速度（overtake_v）をコースの幅に合わせる実車の調整。信号待ちの車を追い越さないこと、追い越し中の赤信号で止まることの確認</w:t>
+      </w:r>
+    </w:p>
+    <w:p>
+      <w:pPr>
+        <w:pStyle w:val="ListParagraph"/>
+        <w:numPr>
+          <w:ilvl w:val="0"/>
+          <w:numId w:val="4"/>
+        </w:numPr>
+        <w:spacing w:after="60" w:line="290"/>
+      </w:pPr>
+      <w:r>
+        <w:t xml:space="preserve">交差点の収録（横の ToF が開く瞬間からの逆算で候補を出す）と、止まる位置（open_mm）・曲がる時間（turn_ms）の調整。壁の無いコースでの stop_trigger = detector の確認</w:t>
+      </w:r>
+    </w:p>
+    <w:p>
+      <w:pPr>
+        <w:pStyle w:val="ListParagraph"/>
+        <w:numPr>
+          <w:ilvl w:val="0"/>
+          <w:numId w:val="4"/>
+        </w:numPr>
+        <w:spacing w:after="60" w:line="290"/>
+      </w:pPr>
+      <w:r>
+        <w:t xml:space="preserve">近づくと車体が大きく写って vehicle 検出器が外れないか（近い距離のラベルの必要性）</w:t>
       </w:r>
     </w:p>
     <w:p>

--- a/docs/RumiCar-Zero2Cam 設計の記録.docx
+++ b/docs/RumiCar-Zero2Cam 設計の記録.docx
@@ -42,7 +42,7 @@
           <w:sz w:val="20"/>
           <w:szCs w:val="20"/>
         </w:rPr>
-        <w:t xml:space="preserve">作成：2026年10月18日（第1版）／更新：2026年10月21日（第13版：画像ロジック第2版（前の車両・交差点）の実装）　設計の経緯・比較・判断の記録（公開版）</w:t>
+        <w:t xml:space="preserve">作成：2026年10月18日（第1版）／更新：2026年10月22日（第14版：Release v0.2.0 と版番号の体系）　設計の経緯・比較・判断の記録（公開版）</w:t>
       </w:r>
     </w:p>
     <w:p>
@@ -747,6 +747,19 @@
       </w:pPr>
       <w:r>
         <w:t xml:space="preserve">PR #14 のマージ後、画像ロジックの残り（前の車両への追従と駐車車両の追い越し、交差点の停止と右左折）を同じ仕組みで実装する（第13版。プロジェクト管理者の「続けてください」）。交差点で曲がる向きは版ごとの設定（直進／左／右／見つけた側）とし、場面に応じた選び方は次の段階</w:t>
+      </w:r>
+    </w:p>
+    <w:p>
+      <w:pPr>
+        <w:pStyle w:val="ListParagraph"/>
+        <w:numPr>
+          <w:ilvl w:val="0"/>
+          <w:numId w:val="2"/>
+        </w:numPr>
+        <w:spacing w:after="60" w:line="290"/>
+      </w:pPr>
+      <w:r>
+        <w:t xml:space="preserve">次の Release は v0.2.0 とする（第14版で決定）。最新の Release v0.1.2 は PR #12 までの内容で、その後に main に入った画像ロジック（PR #13〜#15）が配布物に無く、README の記述と食い違っていたため。ロジック契約が ABI 1 から 2 に変わり自作ロジックは作り直しが必要なので、0.1.3 ではなく 0.2.0 に繰り上げる。製品の版（タグ）・ロジックの版（tof_drive／cam_drive）・パックの版（manifest）は別々に進む体系とし、仕様書 2.1 と README 9.4 に明記する。タグの作成と Release の公開はプロジェクト管理者が行う</w:t>
       </w:r>
     </w:p>
     <w:p>

--- a/docs/RumiCar-Zero2Cam 設計の記録.docx
+++ b/docs/RumiCar-Zero2Cam 設計の記録.docx
@@ -42,7 +42,7 @@
           <w:sz w:val="20"/>
           <w:szCs w:val="20"/>
         </w:rPr>
-        <w:t xml:space="preserve">作成：2026年10月18日（第1版）／更新：2026年10月22日（第14版：Release v0.2.0 と版番号の体系）　設計の経緯・比較・判断の記録（公開版）</w:t>
+        <w:t xml:space="preserve">作成：2026年10月18日（第1版）／更新：2026年10月22日（第15版：手動操作の操縦パッドとスクロール、Release の版の検査、v0.2.1）　設計の経緯・比較・判断の記録（公開版）</w:t>
       </w:r>
     </w:p>
     <w:p>
@@ -760,6 +760,19 @@
       </w:pPr>
       <w:r>
         <w:t xml:space="preserve">次の Release は v0.2.0 とする（第14版で決定）。最新の Release v0.1.2 は PR #12 までの内容で、その後に main に入った画像ロジック（PR #13〜#15）が配布物に無く、README の記述と食い違っていたため。ロジック契約が ABI 1 から 2 に変わり自作ロジックは作り直しが必要なので、0.1.3 ではなく 0.2.0 に繰り上げる。製品の版（タグ）・ロジックの版（tof_drive／cam_drive）・パックの版（manifest）は別々に進む体系とし、仕様書 2.1 と README 9.4 に明記する。タグの作成と Release の公開はプロジェクト管理者が行う</w:t>
+      </w:r>
+    </w:p>
+    <w:p>
+      <w:pPr>
+        <w:pStyle w:val="ListParagraph"/>
+        <w:numPr>
+          <w:ilvl w:val="0"/>
+          <w:numId w:val="2"/>
+        </w:numPr>
+        <w:spacing w:after="60" w:line="290"/>
+      </w:pPr>
+      <w:r>
+        <w:t xml:space="preserve">実車で走らせた方から「十字キーでの操作は難しい」との報告を受け、トラックパッドやマウスのスクロールで操舵と走行を指定できるようにする。また「版がタグと合わない場合がある」との報告を受け、改修後にタグも更新する（第15版。プロジェクト管理者の指示。タグ v0.2.1 はプロジェクト管理者がマージした commit に Claude が付ける）</w:t>
       </w:r>
     </w:p>
     <w:p>
@@ -17893,6 +17906,780 @@
         <w:t xml:space="preserve">第10版の仕様書で、用語（検出器・特徴量・補助出力）の行を誤って 2 章の「層」の表に入れていた（文書生成スクリプトの表の探し方の誤り）。第11版で 9 章の用語の表に移した</w:t>
       </w:r>
     </w:p>
+    <w:p>
+      <w:pPr>
+        <w:spacing w:after="60"/>
+      </w:pPr>
+    </w:p>
+    <w:p>
+      <w:pPr>
+        <w:pStyle w:val="Heading2"/>
+      </w:pPr>
+      <w:r>
+        <w:t xml:space="preserve">7.21 第15版の実装（PR #17）：手動操作の操縦パッドとスクロール、版の検査（v0.2.1）</w:t>
+      </w:r>
+    </w:p>
+    <w:p>
+      <w:pPr>
+        <w:spacing w:after="100" w:line="300"/>
+      </w:pPr>
+      <w:r>
+        <w:t xml:space="preserve">手動操作と版番号の 2 つの報告に対応しました。仕様書は第13版（2.1、5.2、6.2、7.3、8.1）、使い方は README 5 章「手動での操作」と 9.4・開発者向けです。</w:t>
+      </w:r>
+    </w:p>
+    <w:tbl>
+      <w:tblPr>
+        <w:tblW w:type="dxa" w:w="9638"/>
+        <w:tblBorders>
+          <w:top w:val="single" w:color="auto" w:sz="4"/>
+          <w:left w:val="single" w:color="auto" w:sz="4"/>
+          <w:bottom w:val="single" w:color="auto" w:sz="4"/>
+          <w:right w:val="single" w:color="auto" w:sz="4"/>
+          <w:insideH w:val="single" w:color="auto" w:sz="4"/>
+          <w:insideV w:val="single" w:color="auto" w:sz="4"/>
+        </w:tblBorders>
+      </w:tblPr>
+      <w:tblGrid>
+        <w:gridCol w:w="1500"/>
+        <w:gridCol w:w="4100"/>
+        <w:gridCol w:w="4038"/>
+      </w:tblGrid>
+      <w:tr>
+        <w:trPr>
+          <w:cantSplit/>
+          <w:tblHeader/>
+        </w:trPr>
+        <w:tc>
+          <w:tcPr>
+            <w:tcW w:type="dxa" w:w="1500"/>
+            <w:tcBorders>
+              <w:top w:val="single" w:color="A6A6A6" w:sz="4"/>
+              <w:left w:val="single" w:color="A6A6A6" w:sz="4"/>
+              <w:bottom w:val="single" w:color="A6A6A6" w:sz="4"/>
+              <w:right w:val="single" w:color="A6A6A6" w:sz="4"/>
+            </w:tcBorders>
+            <w:shd w:fill="1F3864" w:color="auto" w:val="clear"/>
+            <w:tcMar>
+              <w:top w:type="dxa" w:w="60"/>
+              <w:left w:type="dxa" w:w="100"/>
+              <w:bottom w:type="dxa" w:w="60"/>
+              <w:right w:type="dxa" w:w="100"/>
+            </w:tcMar>
+          </w:tcPr>
+          <w:p>
+            <w:pPr>
+              <w:spacing w:after="20" w:line="260"/>
+            </w:pPr>
+            <w:r>
+              <w:rPr>
+                <w:b/>
+                <w:bCs/>
+                <w:color w:val="FFFFFF"/>
+                <w:sz w:val="19"/>
+                <w:szCs w:val="19"/>
+              </w:rPr>
+              <w:t xml:space="preserve">項目</w:t>
+            </w:r>
+          </w:p>
+        </w:tc>
+        <w:tc>
+          <w:tcPr>
+            <w:tcW w:type="dxa" w:w="4100"/>
+            <w:tcBorders>
+              <w:top w:val="single" w:color="A6A6A6" w:sz="4"/>
+              <w:left w:val="single" w:color="A6A6A6" w:sz="4"/>
+              <w:bottom w:val="single" w:color="A6A6A6" w:sz="4"/>
+              <w:right w:val="single" w:color="A6A6A6" w:sz="4"/>
+            </w:tcBorders>
+            <w:shd w:fill="1F3864" w:color="auto" w:val="clear"/>
+            <w:tcMar>
+              <w:top w:type="dxa" w:w="60"/>
+              <w:left w:type="dxa" w:w="100"/>
+              <w:bottom w:type="dxa" w:w="60"/>
+              <w:right w:type="dxa" w:w="100"/>
+            </w:tcMar>
+          </w:tcPr>
+          <w:p>
+            <w:pPr>
+              <w:spacing w:after="20" w:line="260"/>
+            </w:pPr>
+            <w:r>
+              <w:rPr>
+                <w:b/>
+                <w:bCs/>
+                <w:color w:val="FFFFFF"/>
+                <w:sz w:val="19"/>
+                <w:szCs w:val="19"/>
+              </w:rPr>
+              <w:t xml:space="preserve">実装</w:t>
+            </w:r>
+          </w:p>
+        </w:tc>
+        <w:tc>
+          <w:tcPr>
+            <w:tcW w:type="dxa" w:w="4038"/>
+            <w:tcBorders>
+              <w:top w:val="single" w:color="A6A6A6" w:sz="4"/>
+              <w:left w:val="single" w:color="A6A6A6" w:sz="4"/>
+              <w:bottom w:val="single" w:color="A6A6A6" w:sz="4"/>
+              <w:right w:val="single" w:color="A6A6A6" w:sz="4"/>
+            </w:tcBorders>
+            <w:shd w:fill="1F3864" w:color="auto" w:val="clear"/>
+            <w:tcMar>
+              <w:top w:type="dxa" w:w="60"/>
+              <w:left w:type="dxa" w:w="100"/>
+              <w:bottom w:type="dxa" w:w="60"/>
+              <w:right w:type="dxa" w:w="100"/>
+            </w:tcMar>
+          </w:tcPr>
+          <w:p>
+            <w:pPr>
+              <w:spacing w:after="20" w:line="260"/>
+            </w:pPr>
+            <w:r>
+              <w:rPr>
+                <w:b/>
+                <w:bCs/>
+                <w:color w:val="FFFFFF"/>
+                <w:sz w:val="19"/>
+                <w:szCs w:val="19"/>
+              </w:rPr>
+              <w:t xml:space="preserve">考えたこと・理由</w:t>
+            </w:r>
+          </w:p>
+        </w:tc>
+      </w:tr>
+      <w:tr>
+        <w:trPr>
+          <w:cantSplit/>
+          <w:tblHeader w:val="false"/>
+        </w:trPr>
+        <w:tc>
+          <w:tcPr>
+            <w:tcW w:type="dxa" w:w="1500"/>
+            <w:tcBorders>
+              <w:top w:val="single" w:color="A6A6A6" w:sz="4"/>
+              <w:left w:val="single" w:color="A6A6A6" w:sz="4"/>
+              <w:bottom w:val="single" w:color="A6A6A6" w:sz="4"/>
+              <w:right w:val="single" w:color="A6A6A6" w:sz="4"/>
+            </w:tcBorders>
+            <w:shd w:fill="FFFFFF" w:color="auto" w:val="clear"/>
+            <w:tcMar>
+              <w:top w:type="dxa" w:w="60"/>
+              <w:left w:type="dxa" w:w="100"/>
+              <w:bottom w:type="dxa" w:w="60"/>
+              <w:right w:type="dxa" w:w="100"/>
+            </w:tcMar>
+          </w:tcPr>
+          <w:p>
+            <w:pPr>
+              <w:spacing w:after="20" w:line="260"/>
+            </w:pPr>
+            <w:r>
+              <w:rPr>
+                <w:b w:val="false"/>
+                <w:bCs w:val="false"/>
+                <w:color w:val="000000"/>
+                <w:sz w:val="19"/>
+                <w:szCs w:val="19"/>
+              </w:rPr>
+              <w:t xml:space="preserve">操作の方式</w:t>
+            </w:r>
+          </w:p>
+        </w:tc>
+        <w:tc>
+          <w:tcPr>
+            <w:tcW w:type="dxa" w:w="4100"/>
+            <w:tcBorders>
+              <w:top w:val="single" w:color="A6A6A6" w:sz="4"/>
+              <w:left w:val="single" w:color="A6A6A6" w:sz="4"/>
+              <w:bottom w:val="single" w:color="A6A6A6" w:sz="4"/>
+              <w:right w:val="single" w:color="A6A6A6" w:sz="4"/>
+            </w:tcBorders>
+            <w:shd w:fill="FFFFFF" w:color="auto" w:val="clear"/>
+            <w:tcMar>
+              <w:top w:type="dxa" w:w="60"/>
+              <w:left w:type="dxa" w:w="100"/>
+              <w:bottom w:type="dxa" w:w="60"/>
+              <w:right w:type="dxa" w:w="100"/>
+            </w:tcMar>
+          </w:tcPr>
+          <w:p>
+            <w:pPr>
+              <w:spacing w:after="20" w:line="260"/>
+            </w:pPr>
+            <w:r>
+              <w:rPr>
+                <w:b w:val="false"/>
+                <w:bCs w:val="false"/>
+                <w:color w:val="000000"/>
+                <w:sz w:val="19"/>
+                <w:szCs w:val="19"/>
+              </w:rPr>
+              <w:t xml:space="preserve">走行カードに「操縦パッド」。押したまま動かす（上 = 前進・下 = 後退、中心線から離すほど速い。左右の 1/3 で操舵。離すと停止）、上下スクロールで設定速度（保持）、左右スクロール（2 本指の横・Shift ＋ ホイール）で動かしている間だけ操舵、矢印キーも残す。停止は Space・右／中クリック・「停止」・ウィンドウを離れたとき</w:t>
+            </w:r>
+          </w:p>
+        </w:tc>
+        <w:tc>
+          <w:tcPr>
+            <w:tcW w:type="dxa" w:w="4038"/>
+            <w:tcBorders>
+              <w:top w:val="single" w:color="A6A6A6" w:sz="4"/>
+              <w:left w:val="single" w:color="A6A6A6" w:sz="4"/>
+              <w:bottom w:val="single" w:color="A6A6A6" w:sz="4"/>
+              <w:right w:val="single" w:color="A6A6A6" w:sz="4"/>
+            </w:tcBorders>
+            <w:shd w:fill="FFFFFF" w:color="auto" w:val="clear"/>
+            <w:tcMar>
+              <w:top w:type="dxa" w:w="60"/>
+              <w:left w:type="dxa" w:w="100"/>
+              <w:bottom w:type="dxa" w:w="60"/>
+              <w:right w:type="dxa" w:w="100"/>
+            </w:tcMar>
+          </w:tcPr>
+          <w:p>
+            <w:pPr>
+              <w:spacing w:after="20" w:line="260"/>
+            </w:pPr>
+            <w:r>
+              <w:rPr>
+                <w:b w:val="false"/>
+                <w:bCs w:val="false"/>
+                <w:color w:val="000000"/>
+                <w:sz w:val="19"/>
+                <w:szCs w:val="19"/>
+              </w:rPr>
+              <w:t xml:space="preserve">矢印キーは 50% 固定の前進・後退しか無く、速さを選べないことが難しさの元。車の駆動は 0〜100% の連続値を受け取れるので、位置（パッド）と量（スクロール）で連続に指定できるようにした。操舵は車側がモーターのオン・オフ（左／中央／右）なので、パッドでは中央を広く取り、境目に履歴を持たせてばたつかないようにした</w:t>
+            </w:r>
+          </w:p>
+        </w:tc>
+      </w:tr>
+      <w:tr>
+        <w:trPr>
+          <w:cantSplit/>
+          <w:tblHeader w:val="false"/>
+        </w:trPr>
+        <w:tc>
+          <w:tcPr>
+            <w:tcW w:type="dxa" w:w="1500"/>
+            <w:tcBorders>
+              <w:top w:val="single" w:color="A6A6A6" w:sz="4"/>
+              <w:left w:val="single" w:color="A6A6A6" w:sz="4"/>
+              <w:bottom w:val="single" w:color="A6A6A6" w:sz="4"/>
+              <w:right w:val="single" w:color="A6A6A6" w:sz="4"/>
+            </w:tcBorders>
+            <w:shd w:fill="DCE3F0" w:color="auto" w:val="clear"/>
+            <w:tcMar>
+              <w:top w:type="dxa" w:w="60"/>
+              <w:left w:type="dxa" w:w="100"/>
+              <w:bottom w:type="dxa" w:w="60"/>
+              <w:right w:type="dxa" w:w="100"/>
+            </w:tcMar>
+          </w:tcPr>
+          <w:p>
+            <w:pPr>
+              <w:spacing w:after="20" w:line="260"/>
+            </w:pPr>
+            <w:r>
+              <w:rPr>
+                <w:b w:val="false"/>
+                <w:bCs w:val="false"/>
+                <w:color w:val="000000"/>
+                <w:sz w:val="19"/>
+                <w:szCs w:val="19"/>
+              </w:rPr>
+              <w:t xml:space="preserve">安全側の作り</w:t>
+            </w:r>
+          </w:p>
+        </w:tc>
+        <w:tc>
+          <w:tcPr>
+            <w:tcW w:type="dxa" w:w="4100"/>
+            <w:tcBorders>
+              <w:top w:val="single" w:color="A6A6A6" w:sz="4"/>
+              <w:left w:val="single" w:color="A6A6A6" w:sz="4"/>
+              <w:bottom w:val="single" w:color="A6A6A6" w:sz="4"/>
+              <w:right w:val="single" w:color="A6A6A6" w:sz="4"/>
+            </w:tcBorders>
+            <w:shd w:fill="DCE3F0" w:color="auto" w:val="clear"/>
+            <w:tcMar>
+              <w:top w:type="dxa" w:w="60"/>
+              <w:left w:type="dxa" w:w="100"/>
+              <w:bottom w:type="dxa" w:w="60"/>
+              <w:right w:type="dxa" w:w="100"/>
+            </w:tcMar>
+          </w:tcPr>
+          <w:p>
+            <w:pPr>
+              <w:spacing w:after="20" w:line="260"/>
+            </w:pPr>
+            <w:r>
+              <w:rPr>
+                <w:b w:val="false"/>
+                <w:bCs w:val="false"/>
+                <w:color w:val="000000"/>
+                <w:sz w:val="19"/>
+                <w:szCs w:val="19"/>
+              </w:rPr>
+              <w:t xml:space="preserve">パッドは離すと 0（デッドマン）。スクロールの設定速度は手を離しても走り続けるので、前進⇔後退は 0 で止まり、0.4 秒止めてからでないと反対へ進まない。パッドや ↑ ↓ を押すと設定速度を 0 に戻す。ウィンドウが非アクティブになると停止。「最大出力」（既定 60%）がすべての上限</w:t>
+            </w:r>
+          </w:p>
+        </w:tc>
+        <w:tc>
+          <w:tcPr>
+            <w:tcW w:type="dxa" w:w="4038"/>
+            <w:tcBorders>
+              <w:top w:val="single" w:color="A6A6A6" w:sz="4"/>
+              <w:left w:val="single" w:color="A6A6A6" w:sz="4"/>
+              <w:bottom w:val="single" w:color="A6A6A6" w:sz="4"/>
+              <w:right w:val="single" w:color="A6A6A6" w:sz="4"/>
+            </w:tcBorders>
+            <w:shd w:fill="DCE3F0" w:color="auto" w:val="clear"/>
+            <w:tcMar>
+              <w:top w:type="dxa" w:w="60"/>
+              <w:left w:type="dxa" w:w="100"/>
+              <w:bottom w:type="dxa" w:w="60"/>
+              <w:right w:type="dxa" w:w="100"/>
+            </w:tcMar>
+          </w:tcPr>
+          <w:p>
+            <w:pPr>
+              <w:spacing w:after="20" w:line="260"/>
+            </w:pPr>
+            <w:r>
+              <w:rPr>
+                <w:b w:val="false"/>
+                <w:bCs w:val="false"/>
+                <w:color w:val="000000"/>
+                <w:sz w:val="19"/>
+                <w:szCs w:val="19"/>
+              </w:rPr>
+              <w:t xml:space="preserve">スクロールは「手を離しても保たれる」点がキーやパッドと違う（巡航のように使える反面、止め忘れがあり得る）。そこで、うっかり後退に入らないこと、別の操作に移ったときに古い速度で走り出さないこと、別のアプリに切り替えたら止まることを決まりにした。通信が 1 秒途絶えたときの非常停止（車側）はそのまま</w:t>
+            </w:r>
+          </w:p>
+        </w:tc>
+      </w:tr>
+      <w:tr>
+        <w:trPr>
+          <w:cantSplit/>
+          <w:tblHeader w:val="false"/>
+        </w:trPr>
+        <w:tc>
+          <w:tcPr>
+            <w:tcW w:type="dxa" w:w="1500"/>
+            <w:tcBorders>
+              <w:top w:val="single" w:color="A6A6A6" w:sz="4"/>
+              <w:left w:val="single" w:color="A6A6A6" w:sz="4"/>
+              <w:bottom w:val="single" w:color="A6A6A6" w:sz="4"/>
+              <w:right w:val="single" w:color="A6A6A6" w:sz="4"/>
+            </w:tcBorders>
+            <w:shd w:fill="FFFFFF" w:color="auto" w:val="clear"/>
+            <w:tcMar>
+              <w:top w:type="dxa" w:w="60"/>
+              <w:left w:type="dxa" w:w="100"/>
+              <w:bottom w:type="dxa" w:w="60"/>
+              <w:right w:type="dxa" w:w="100"/>
+            </w:tcMar>
+          </w:tcPr>
+          <w:p>
+            <w:pPr>
+              <w:spacing w:after="20" w:line="260"/>
+            </w:pPr>
+            <w:r>
+              <w:rPr>
+                <w:b w:val="false"/>
+                <w:bCs w:val="false"/>
+                <w:color w:val="000000"/>
+                <w:sz w:val="19"/>
+                <w:szCs w:val="19"/>
+              </w:rPr>
+              <w:t xml:space="preserve">送り方</w:t>
+            </w:r>
+          </w:p>
+        </w:tc>
+        <w:tc>
+          <w:tcPr>
+            <w:tcW w:type="dxa" w:w="4100"/>
+            <w:tcBorders>
+              <w:top w:val="single" w:color="A6A6A6" w:sz="4"/>
+              <w:left w:val="single" w:color="A6A6A6" w:sz="4"/>
+              <w:bottom w:val="single" w:color="A6A6A6" w:sz="4"/>
+              <w:right w:val="single" w:color="A6A6A6" w:sz="4"/>
+            </w:tcBorders>
+            <w:shd w:fill="FFFFFF" w:color="auto" w:val="clear"/>
+            <w:tcMar>
+              <w:top w:type="dxa" w:w="60"/>
+              <w:left w:type="dxa" w:w="100"/>
+              <w:bottom w:type="dxa" w:w="60"/>
+              <w:right w:type="dxa" w:w="100"/>
+            </w:tcMar>
+          </w:tcPr>
+          <w:p>
+            <w:pPr>
+              <w:spacing w:after="20" w:line="260"/>
+            </w:pPr>
+            <w:r>
+              <w:rPr>
+                <w:b w:val="false"/>
+                <w:bCs w:val="false"/>
+                <w:color w:val="000000"/>
+                <w:sz w:val="19"/>
+                <w:szCs w:val="19"/>
+              </w:rPr>
+              <w:t xml:space="preserve">入力は ManualInput（RumiCar.Protocol の UI を持たない計算部品）に集め、50 ms ごとと入力のたびに指令を求め、前に受理された指令と違うときだけ manual_drive を送る（応答待ちの間は送らず、応答後に最新を送る）。駆動は 1% 刻み</w:t>
+            </w:r>
+          </w:p>
+        </w:tc>
+        <w:tc>
+          <w:tcPr>
+            <w:tcW w:type="dxa" w:w="4038"/>
+            <w:tcBorders>
+              <w:top w:val="single" w:color="A6A6A6" w:sz="4"/>
+              <w:left w:val="single" w:color="A6A6A6" w:sz="4"/>
+              <w:bottom w:val="single" w:color="A6A6A6" w:sz="4"/>
+              <w:right w:val="single" w:color="A6A6A6" w:sz="4"/>
+            </w:tcBorders>
+            <w:shd w:fill="FFFFFF" w:color="auto" w:val="clear"/>
+            <w:tcMar>
+              <w:top w:type="dxa" w:w="60"/>
+              <w:left w:type="dxa" w:w="100"/>
+              <w:bottom w:type="dxa" w:w="60"/>
+              <w:right w:type="dxa" w:w="100"/>
+            </w:tcMar>
+          </w:tcPr>
+          <w:p>
+            <w:pPr>
+              <w:spacing w:after="20" w:line="260"/>
+            </w:pPr>
+            <w:r>
+              <w:rPr>
+                <w:b w:val="false"/>
+                <w:bCs w:val="false"/>
+                <w:color w:val="000000"/>
+                <w:sz w:val="19"/>
+                <w:szCs w:val="19"/>
+              </w:rPr>
+              <w:t xml:space="preserve">マウスの移動は 1 秒に数百回起こるので、そのまま送ると制御チャネルが詰まる。「変わったときだけ、待ち中は最新だけ」にすると、送る量は車の制御周期（50 ms）程度に収まり、最後の値は必ず届く。計算部品を UI から切り離したので、パッドの位置→指令、スクロールの積算、0 での停止、横スクロールの戻りを単体テスト（29 件）で確かめられる</w:t>
+            </w:r>
+          </w:p>
+        </w:tc>
+      </w:tr>
+      <w:tr>
+        <w:trPr>
+          <w:cantSplit/>
+          <w:tblHeader w:val="false"/>
+        </w:trPr>
+        <w:tc>
+          <w:tcPr>
+            <w:tcW w:type="dxa" w:w="1500"/>
+            <w:tcBorders>
+              <w:top w:val="single" w:color="A6A6A6" w:sz="4"/>
+              <w:left w:val="single" w:color="A6A6A6" w:sz="4"/>
+              <w:bottom w:val="single" w:color="A6A6A6" w:sz="4"/>
+              <w:right w:val="single" w:color="A6A6A6" w:sz="4"/>
+            </w:tcBorders>
+            <w:shd w:fill="DCE3F0" w:color="auto" w:val="clear"/>
+            <w:tcMar>
+              <w:top w:type="dxa" w:w="60"/>
+              <w:left w:type="dxa" w:w="100"/>
+              <w:bottom w:type="dxa" w:w="60"/>
+              <w:right w:type="dxa" w:w="100"/>
+            </w:tcMar>
+          </w:tcPr>
+          <w:p>
+            <w:pPr>
+              <w:spacing w:after="20" w:line="260"/>
+            </w:pPr>
+            <w:r>
+              <w:rPr>
+                <w:b w:val="false"/>
+                <w:bCs w:val="false"/>
+                <w:color w:val="000000"/>
+                <w:sz w:val="19"/>
+                <w:szCs w:val="19"/>
+              </w:rPr>
+              <w:t xml:space="preserve">横スクロール</w:t>
+            </w:r>
+          </w:p>
+        </w:tc>
+        <w:tc>
+          <w:tcPr>
+            <w:tcW w:type="dxa" w:w="4100"/>
+            <w:tcBorders>
+              <w:top w:val="single" w:color="A6A6A6" w:sz="4"/>
+              <w:left w:val="single" w:color="A6A6A6" w:sz="4"/>
+              <w:bottom w:val="single" w:color="A6A6A6" w:sz="4"/>
+              <w:right w:val="single" w:color="A6A6A6" w:sz="4"/>
+            </w:tcBorders>
+            <w:shd w:fill="DCE3F0" w:color="auto" w:val="clear"/>
+            <w:tcMar>
+              <w:top w:type="dxa" w:w="60"/>
+              <w:left w:type="dxa" w:w="100"/>
+              <w:bottom w:type="dxa" w:w="60"/>
+              <w:right w:type="dxa" w:w="100"/>
+            </w:tcMar>
+          </w:tcPr>
+          <w:p>
+            <w:pPr>
+              <w:spacing w:after="20" w:line="260"/>
+            </w:pPr>
+            <w:r>
+              <w:rPr>
+                <w:b w:val="false"/>
+                <w:bCs w:val="false"/>
+                <w:color w:val="000000"/>
+                <w:sz w:val="19"/>
+                <w:szCs w:val="19"/>
+              </w:rPr>
+              <w:t xml:space="preserve">WPF には横スクロールのイベントが無いので、ウィンドウのメッセージ WM_MOUSEHWHEEL を直接受け取る。タッチパッドの設定で向きが逆になる場合のために「左右スクロールの向きを反転」</w:t>
+            </w:r>
+          </w:p>
+        </w:tc>
+        <w:tc>
+          <w:tcPr>
+            <w:tcW w:type="dxa" w:w="4038"/>
+            <w:tcBorders>
+              <w:top w:val="single" w:color="A6A6A6" w:sz="4"/>
+              <w:left w:val="single" w:color="A6A6A6" w:sz="4"/>
+              <w:bottom w:val="single" w:color="A6A6A6" w:sz="4"/>
+              <w:right w:val="single" w:color="A6A6A6" w:sz="4"/>
+            </w:tcBorders>
+            <w:shd w:fill="DCE3F0" w:color="auto" w:val="clear"/>
+            <w:tcMar>
+              <w:top w:type="dxa" w:w="60"/>
+              <w:left w:type="dxa" w:w="100"/>
+              <w:bottom w:type="dxa" w:w="60"/>
+              <w:right w:type="dxa" w:w="100"/>
+            </w:tcMar>
+          </w:tcPr>
+          <w:p>
+            <w:pPr>
+              <w:spacing w:after="20" w:line="260"/>
+            </w:pPr>
+            <w:r>
+              <w:rPr>
+                <w:b w:val="false"/>
+                <w:bCs w:val="false"/>
+                <w:color w:val="000000"/>
+                <w:sz w:val="19"/>
+                <w:szCs w:val="19"/>
+              </w:rPr>
+              <w:t xml:space="preserve">Windows の高精度タッチパッドは 2 本指の横移動を WM_MOUSEHWHEEL で送る。量は小さな値の連続なので、積算が 40（ホイール 1 目盛り 120 の 1/3）に達したら操舵、止めて 0.25 秒で中央に戻す</w:t>
+            </w:r>
+          </w:p>
+        </w:tc>
+      </w:tr>
+      <w:tr>
+        <w:trPr>
+          <w:cantSplit/>
+          <w:tblHeader w:val="false"/>
+        </w:trPr>
+        <w:tc>
+          <w:tcPr>
+            <w:tcW w:type="dxa" w:w="1500"/>
+            <w:tcBorders>
+              <w:top w:val="single" w:color="A6A6A6" w:sz="4"/>
+              <w:left w:val="single" w:color="A6A6A6" w:sz="4"/>
+              <w:bottom w:val="single" w:color="A6A6A6" w:sz="4"/>
+              <w:right w:val="single" w:color="A6A6A6" w:sz="4"/>
+            </w:tcBorders>
+            <w:shd w:fill="FFFFFF" w:color="auto" w:val="clear"/>
+            <w:tcMar>
+              <w:top w:type="dxa" w:w="60"/>
+              <w:left w:type="dxa" w:w="100"/>
+              <w:bottom w:type="dxa" w:w="60"/>
+              <w:right w:type="dxa" w:w="100"/>
+            </w:tcMar>
+          </w:tcPr>
+          <w:p>
+            <w:pPr>
+              <w:spacing w:after="20" w:line="260"/>
+            </w:pPr>
+            <w:r>
+              <w:rPr>
+                <w:b w:val="false"/>
+                <w:bCs w:val="false"/>
+                <w:color w:val="000000"/>
+                <w:sz w:val="19"/>
+                <w:szCs w:val="19"/>
+              </w:rPr>
+              <w:t xml:space="preserve">版がタグと合わない</w:t>
+            </w:r>
+          </w:p>
+        </w:tc>
+        <w:tc>
+          <w:tcPr>
+            <w:tcW w:type="dxa" w:w="4100"/>
+            <w:tcBorders>
+              <w:top w:val="single" w:color="A6A6A6" w:sz="4"/>
+              <w:left w:val="single" w:color="A6A6A6" w:sz="4"/>
+              <w:bottom w:val="single" w:color="A6A6A6" w:sz="4"/>
+              <w:right w:val="single" w:color="A6A6A6" w:sz="4"/>
+            </w:tcBorders>
+            <w:shd w:fill="FFFFFF" w:color="auto" w:val="clear"/>
+            <w:tcMar>
+              <w:top w:type="dxa" w:w="60"/>
+              <w:left w:type="dxa" w:w="100"/>
+              <w:bottom w:type="dxa" w:w="60"/>
+              <w:right w:type="dxa" w:w="100"/>
+            </w:tcMar>
+          </w:tcPr>
+          <w:p>
+            <w:pPr>
+              <w:spacing w:after="20" w:line="260"/>
+            </w:pPr>
+            <w:r>
+              <w:rPr>
+                <w:b w:val="false"/>
+                <w:bCs w:val="false"/>
+                <w:color w:val="000000"/>
+                <w:sz w:val="19"/>
+                <w:szCs w:val="19"/>
+              </w:rPr>
+              <w:t xml:space="preserve">番号を Release の前にソース（car/CMakeLists.txt、csproj、app.manifest）に書き、そのマージにタグを付ける順序に統一。release.yml の最初に check ジョブ（タグ＝ソースの 3 か所、タグが main の commit）を置き、違えばビルドしない。タグ以外の CI ビルドは版の後ろに +g&lt;commit&gt;（core_version、.deb、アプリ）。アプリは自分の版をタイトルに出し、接続時に車の本体の版と照合して違えば注意</w:t>
+            </w:r>
+          </w:p>
+        </w:tc>
+        <w:tc>
+          <w:tcPr>
+            <w:tcW w:type="dxa" w:w="4038"/>
+            <w:tcBorders>
+              <w:top w:val="single" w:color="A6A6A6" w:sz="4"/>
+              <w:left w:val="single" w:color="A6A6A6" w:sz="4"/>
+              <w:bottom w:val="single" w:color="A6A6A6" w:sz="4"/>
+              <w:right w:val="single" w:color="A6A6A6" w:sz="4"/>
+            </w:tcBorders>
+            <w:shd w:fill="FFFFFF" w:color="auto" w:val="clear"/>
+            <w:tcMar>
+              <w:top w:type="dxa" w:w="60"/>
+              <w:left w:type="dxa" w:w="100"/>
+              <w:bottom w:type="dxa" w:w="60"/>
+              <w:right w:type="dxa" w:w="100"/>
+            </w:tcMar>
+          </w:tcPr>
+          <w:p>
+            <w:pPr>
+              <w:spacing w:after="20" w:line="260"/>
+            </w:pPr>
+            <w:r>
+              <w:rPr>
+                <w:b w:val="false"/>
+                <w:bCs w:val="false"/>
+                <w:color w:val="000000"/>
+                <w:sz w:val="19"/>
+                <w:szCs w:val="19"/>
+              </w:rPr>
+              <w:t xml:space="preserve">原因は 2 つあった。(1) 番号を決める場所がタグとソースの 2 か所あり、人が合わせていた（v0.1.1 の Release に 0.1.0 の .deb が付いた例）。(2) タグ以外のビルドが直前の Release と同じ番号を名乗り、中身の違う物が同じ番号で出回る。(1) は CI で機械的に検査し、(2) は Debian の版の規則で「Release の後のビルド」と分かる +g&lt;commit&gt; を付けて解消した（X.Y.Z ＜ X.Y.Z+g… ＜ 次の番号）。app.manifest の版はタグで上書きされていなかったので検査の対象に入れた</w:t>
+            </w:r>
+          </w:p>
+        </w:tc>
+      </w:tr>
+      <w:tr>
+        <w:trPr>
+          <w:cantSplit/>
+          <w:tblHeader w:val="false"/>
+        </w:trPr>
+        <w:tc>
+          <w:tcPr>
+            <w:tcW w:type="dxa" w:w="1500"/>
+            <w:tcBorders>
+              <w:top w:val="single" w:color="A6A6A6" w:sz="4"/>
+              <w:left w:val="single" w:color="A6A6A6" w:sz="4"/>
+              <w:bottom w:val="single" w:color="A6A6A6" w:sz="4"/>
+              <w:right w:val="single" w:color="A6A6A6" w:sz="4"/>
+            </w:tcBorders>
+            <w:shd w:fill="DCE3F0" w:color="auto" w:val="clear"/>
+            <w:tcMar>
+              <w:top w:type="dxa" w:w="60"/>
+              <w:left w:type="dxa" w:w="100"/>
+              <w:bottom w:type="dxa" w:w="60"/>
+              <w:right w:type="dxa" w:w="100"/>
+            </w:tcMar>
+          </w:tcPr>
+          <w:p>
+            <w:pPr>
+              <w:spacing w:after="20" w:line="260"/>
+            </w:pPr>
+            <w:r>
+              <w:rPr>
+                <w:b w:val="false"/>
+                <w:bCs w:val="false"/>
+                <w:color w:val="000000"/>
+                <w:sz w:val="19"/>
+                <w:szCs w:val="19"/>
+              </w:rPr>
+              <w:t xml:space="preserve">版 v0.2.1</w:t>
+            </w:r>
+          </w:p>
+        </w:tc>
+        <w:tc>
+          <w:tcPr>
+            <w:tcW w:type="dxa" w:w="4100"/>
+            <w:tcBorders>
+              <w:top w:val="single" w:color="A6A6A6" w:sz="4"/>
+              <w:left w:val="single" w:color="A6A6A6" w:sz="4"/>
+              <w:bottom w:val="single" w:color="A6A6A6" w:sz="4"/>
+              <w:right w:val="single" w:color="A6A6A6" w:sz="4"/>
+            </w:tcBorders>
+            <w:shd w:fill="DCE3F0" w:color="auto" w:val="clear"/>
+            <w:tcMar>
+              <w:top w:type="dxa" w:w="60"/>
+              <w:left w:type="dxa" w:w="100"/>
+              <w:bottom w:type="dxa" w:w="60"/>
+              <w:right w:type="dxa" w:w="100"/>
+            </w:tcMar>
+          </w:tcPr>
+          <w:p>
+            <w:pPr>
+              <w:spacing w:after="20" w:line="260"/>
+            </w:pPr>
+            <w:r>
+              <w:rPr>
+                <w:b w:val="false"/>
+                <w:bCs w:val="false"/>
+                <w:color w:val="000000"/>
+                <w:sz w:val="19"/>
+                <w:szCs w:val="19"/>
+              </w:rPr>
+              <w:t xml:space="preserve">PC の機能追加と版の付け方の変更なので、本体の版を 0.2.1 に（同梱ロジック・パックは 0.2.0 のまま）。マージ後、そのマージの commit にタグ v0.2.1 を付ける</w:t>
+            </w:r>
+          </w:p>
+        </w:tc>
+        <w:tc>
+          <w:tcPr>
+            <w:tcW w:type="dxa" w:w="4038"/>
+            <w:tcBorders>
+              <w:top w:val="single" w:color="A6A6A6" w:sz="4"/>
+              <w:left w:val="single" w:color="A6A6A6" w:sz="4"/>
+              <w:bottom w:val="single" w:color="A6A6A6" w:sz="4"/>
+              <w:right w:val="single" w:color="A6A6A6" w:sz="4"/>
+            </w:tcBorders>
+            <w:shd w:fill="DCE3F0" w:color="auto" w:val="clear"/>
+            <w:tcMar>
+              <w:top w:type="dxa" w:w="60"/>
+              <w:left w:type="dxa" w:w="100"/>
+              <w:bottom w:type="dxa" w:w="60"/>
+              <w:right w:type="dxa" w:w="100"/>
+            </w:tcMar>
+          </w:tcPr>
+          <w:p>
+            <w:pPr>
+              <w:spacing w:after="20" w:line="260"/>
+            </w:pPr>
+            <w:r>
+              <w:rPr>
+                <w:b w:val="false"/>
+                <w:bCs w:val="false"/>
+                <w:color w:val="000000"/>
+                <w:sz w:val="19"/>
+                <w:szCs w:val="19"/>
+              </w:rPr>
+              <w:t xml:space="preserve">ロジック契約や車の動作に変更が無いので 3 桁目を上げた。タグは今回から「ソースの番号を検査してから Release を作る」流れで付ける最初の例になる</w:t>
+            </w:r>
+          </w:p>
+        </w:tc>
+      </w:tr>
+    </w:tbl>
     <w:p>
       <w:pPr>
         <w:spacing w:after="60"/>
@@ -24367,6 +25154,19 @@
       </w:pPr>
       <w:r>
         <w:t xml:space="preserve">近づくと車体が大きく写って vehicle 検出器が外れないか（近い距離のラベルの必要性）</w:t>
+      </w:r>
+    </w:p>
+    <w:p>
+      <w:pPr>
+        <w:pStyle w:val="ListParagraph"/>
+        <w:numPr>
+          <w:ilvl w:val="0"/>
+          <w:numId w:val="4"/>
+        </w:numPr>
+        <w:spacing w:after="60" w:line="290"/>
+      </w:pPr>
+      <w:r>
+        <w:t xml:space="preserve">操縦パッドとスクロールでの実車の操縦：「最大出力」の既定 60% が扱いやすいか、パッドの停止の幅（±12%）と操舵の境目、ホイール 1 目盛り 5% の刻み、使う人のタッチパッドで横スクロールの向きと感度が合うか</w:t>
       </w:r>
     </w:p>
     <w:p>

--- a/docs/RumiCar-Zero2Cam 設計の記録.docx
+++ b/docs/RumiCar-Zero2Cam 設計の記録.docx
@@ -42,7 +42,7 @@
           <w:sz w:val="20"/>
           <w:szCs w:val="20"/>
         </w:rPr>
-        <w:t xml:space="preserve">作成：2026年10月18日（第1版）／更新：2026年10月22日（第15版：手動操作の操縦パッドとスクロール、Release の版の検査、v0.2.1）　設計の経緯・比較・判断の記録（公開版）</w:t>
+        <w:t xml:space="preserve">作成：2026年10月18日（第1版）／更新：2026年10月23日（第16版：自動の最大出力と発進の加速、自作の走行プログラム（Python）、PC の Wi-Fi の表示、v0.3.0）　設計の経緯・比較・判断の記録（公開版）</w:t>
       </w:r>
     </w:p>
     <w:p>
@@ -773,6 +773,19 @@
       </w:pPr>
       <w:r>
         <w:t xml:space="preserve">実車で走らせた方から「十字キーでの操作は難しい」との報告を受け、トラックパッドやマウスのスクロールで操舵と走行を指定できるようにする。また「版がタグと合わない場合がある」との報告を受け、改修後にタグも更新する（第15版。プロジェクト管理者の指示。タグ v0.2.1 はプロジェクト管理者がマージした commit に Claude が付ける）</w:t>
+      </w:r>
+    </w:p>
+    <w:p>
+      <w:pPr>
+        <w:pStyle w:val="ListParagraph"/>
+        <w:numPr>
+          <w:ilvl w:val="0"/>
+          <w:numId w:val="2"/>
+        </w:numPr>
+        <w:spacing w:after="60" w:line="290"/>
+      </w:pPr>
+      <w:r>
+        <w:t xml:space="preserve">実車で走らせた方から 3 点の要望を受け、改修とタグの更新を行う（第16版。プロジェクト管理者の指示「改修してください。タグの変更もお願いします」）。(1)「Auto で最大出力の設定ができると良い」「manual ⇒ Auto にするとすっとんでいく」→ 自動の最大出力を走行管理アプリから設定でき、自動に切り替えたときは 0 から少しずつ速くする。(2)「default の走行制御は検証できないが、外部 TEXT でもいいので自分の走行制御プログラムを走らせたい（loop の部分、変数などは指定してもらって。使わない場合はアプリの default。車両によってパラメータを変える必要がある）」→ Python の drive.py（setup／loop と car オブジェクト、params.json で車ごとの値）を車の上で動かすロジック py_drive を同梱し、アプリからフォルダを送るだけで切り替わるようにする。使わなければ同梱の tof_drive／cam_drive のまま。(3)「走行管理プログラムのどこかに、今接続されている Wi-Fi の SSID を表示できないか。時々 Wi-Fi が勝手に AP（RumiCar）から外れている」→ アプリにこの PC の Wi-Fi の名前を常時表示し、車のネットワークから外れたら赤くして知らせる。版は v0.3.0 とし、タグはプロジェクト管理者がマージ後に GitHub の Release 画面で作る（第15版の作業で、Claude の作業環境からはタグの push と GitHub API の書き込みができないことが分かったため。v0.2.1 もプロジェクト管理者が作成した）</w:t>
       </w:r>
     </w:p>
     <w:p>
@@ -18675,6 +18688,990 @@
                 <w:szCs w:val="19"/>
               </w:rPr>
               <w:t xml:space="preserve">ロジック契約や車の動作に変更が無いので 3 桁目を上げた。タグは今回から「ソースの番号を検査してから Release を作る」流れで付ける最初の例になる</w:t>
+            </w:r>
+          </w:p>
+        </w:tc>
+      </w:tr>
+    </w:tbl>
+    <w:p>
+      <w:pPr>
+        <w:spacing w:after="60"/>
+      </w:pPr>
+    </w:p>
+    <w:p>
+      <w:pPr>
+        <w:pStyle w:val="Heading2"/>
+      </w:pPr>
+      <w:r>
+        <w:t xml:space="preserve">7.22 第16版の実装（PR #19）：自動の最大出力と発進の加速、自作の走行プログラム（py_drive）、PC の Wi-Fi（v0.3.0）</w:t>
+      </w:r>
+    </w:p>
+    <w:p>
+      <w:pPr>
+        <w:spacing w:after="100" w:line="300"/>
+      </w:pPr>
+      <w:r>
+        <w:t xml:space="preserve">実車で走らせた方からの 3 つの要望に対応しました。仕様書は第14版（2.1、3.1、3.3、3.5、3.12、4.2、4.3、5.2、6.1、6.2、7.1、7.3、8.1、8.3、9）、使い方は README 5 章（自動の最大出力、PC の Wi-Fi、版の管理）、10 章、新しい 11 章「自分の走行プログラムを書く（Python）」です。</w:t>
+      </w:r>
+    </w:p>
+    <w:tbl>
+      <w:tblPr>
+        <w:tblW w:type="dxa" w:w="9638"/>
+        <w:tblBorders>
+          <w:top w:val="single" w:color="auto" w:sz="4"/>
+          <w:left w:val="single" w:color="auto" w:sz="4"/>
+          <w:bottom w:val="single" w:color="auto" w:sz="4"/>
+          <w:right w:val="single" w:color="auto" w:sz="4"/>
+          <w:insideH w:val="single" w:color="auto" w:sz="4"/>
+          <w:insideV w:val="single" w:color="auto" w:sz="4"/>
+        </w:tblBorders>
+      </w:tblPr>
+      <w:tblGrid>
+        <w:gridCol w:w="1500"/>
+        <w:gridCol w:w="4100"/>
+        <w:gridCol w:w="4038"/>
+      </w:tblGrid>
+      <w:tr>
+        <w:trPr>
+          <w:cantSplit/>
+          <w:tblHeader/>
+        </w:trPr>
+        <w:tc>
+          <w:tcPr>
+            <w:tcW w:type="dxa" w:w="1500"/>
+            <w:tcBorders>
+              <w:top w:val="single" w:color="A6A6A6" w:sz="4"/>
+              <w:left w:val="single" w:color="A6A6A6" w:sz="4"/>
+              <w:bottom w:val="single" w:color="A6A6A6" w:sz="4"/>
+              <w:right w:val="single" w:color="A6A6A6" w:sz="4"/>
+            </w:tcBorders>
+            <w:shd w:fill="1F3864" w:color="auto" w:val="clear"/>
+            <w:tcMar>
+              <w:top w:type="dxa" w:w="60"/>
+              <w:left w:type="dxa" w:w="100"/>
+              <w:bottom w:type="dxa" w:w="60"/>
+              <w:right w:type="dxa" w:w="100"/>
+            </w:tcMar>
+          </w:tcPr>
+          <w:p>
+            <w:pPr>
+              <w:spacing w:after="20" w:line="260"/>
+            </w:pPr>
+            <w:r>
+              <w:rPr>
+                <w:b/>
+                <w:bCs/>
+                <w:color w:val="FFFFFF"/>
+                <w:sz w:val="19"/>
+                <w:szCs w:val="19"/>
+              </w:rPr>
+              <w:t xml:space="preserve">項目</w:t>
+            </w:r>
+          </w:p>
+        </w:tc>
+        <w:tc>
+          <w:tcPr>
+            <w:tcW w:type="dxa" w:w="4100"/>
+            <w:tcBorders>
+              <w:top w:val="single" w:color="A6A6A6" w:sz="4"/>
+              <w:left w:val="single" w:color="A6A6A6" w:sz="4"/>
+              <w:bottom w:val="single" w:color="A6A6A6" w:sz="4"/>
+              <w:right w:val="single" w:color="A6A6A6" w:sz="4"/>
+            </w:tcBorders>
+            <w:shd w:fill="1F3864" w:color="auto" w:val="clear"/>
+            <w:tcMar>
+              <w:top w:type="dxa" w:w="60"/>
+              <w:left w:type="dxa" w:w="100"/>
+              <w:bottom w:type="dxa" w:w="60"/>
+              <w:right w:type="dxa" w:w="100"/>
+            </w:tcMar>
+          </w:tcPr>
+          <w:p>
+            <w:pPr>
+              <w:spacing w:after="20" w:line="260"/>
+            </w:pPr>
+            <w:r>
+              <w:rPr>
+                <w:b/>
+                <w:bCs/>
+                <w:color w:val="FFFFFF"/>
+                <w:sz w:val="19"/>
+                <w:szCs w:val="19"/>
+              </w:rPr>
+              <w:t xml:space="preserve">実装</w:t>
+            </w:r>
+          </w:p>
+        </w:tc>
+        <w:tc>
+          <w:tcPr>
+            <w:tcW w:type="dxa" w:w="4038"/>
+            <w:tcBorders>
+              <w:top w:val="single" w:color="A6A6A6" w:sz="4"/>
+              <w:left w:val="single" w:color="A6A6A6" w:sz="4"/>
+              <w:bottom w:val="single" w:color="A6A6A6" w:sz="4"/>
+              <w:right w:val="single" w:color="A6A6A6" w:sz="4"/>
+            </w:tcBorders>
+            <w:shd w:fill="1F3864" w:color="auto" w:val="clear"/>
+            <w:tcMar>
+              <w:top w:type="dxa" w:w="60"/>
+              <w:left w:type="dxa" w:w="100"/>
+              <w:bottom w:type="dxa" w:w="60"/>
+              <w:right w:type="dxa" w:w="100"/>
+            </w:tcMar>
+          </w:tcPr>
+          <w:p>
+            <w:pPr>
+              <w:spacing w:after="20" w:line="260"/>
+            </w:pPr>
+            <w:r>
+              <w:rPr>
+                <w:b/>
+                <w:bCs/>
+                <w:color w:val="FFFFFF"/>
+                <w:sz w:val="19"/>
+                <w:szCs w:val="19"/>
+              </w:rPr>
+              <w:t xml:space="preserve">考えたこと・理由</w:t>
+            </w:r>
+          </w:p>
+        </w:tc>
+      </w:tr>
+      <w:tr>
+        <w:trPr>
+          <w:cantSplit/>
+          <w:tblHeader w:val="false"/>
+        </w:trPr>
+        <w:tc>
+          <w:tcPr>
+            <w:tcW w:type="dxa" w:w="1500"/>
+            <w:tcBorders>
+              <w:top w:val="single" w:color="A6A6A6" w:sz="4"/>
+              <w:left w:val="single" w:color="A6A6A6" w:sz="4"/>
+              <w:bottom w:val="single" w:color="A6A6A6" w:sz="4"/>
+              <w:right w:val="single" w:color="A6A6A6" w:sz="4"/>
+            </w:tcBorders>
+            <w:shd w:fill="FFFFFF" w:color="auto" w:val="clear"/>
+            <w:tcMar>
+              <w:top w:type="dxa" w:w="60"/>
+              <w:left w:type="dxa" w:w="100"/>
+              <w:bottom w:type="dxa" w:w="60"/>
+              <w:right w:type="dxa" w:w="100"/>
+            </w:tcMar>
+          </w:tcPr>
+          <w:p>
+            <w:pPr>
+              <w:spacing w:after="20" w:line="260"/>
+            </w:pPr>
+            <w:r>
+              <w:rPr>
+                <w:b w:val="false"/>
+                <w:bCs w:val="false"/>
+                <w:color w:val="000000"/>
+                <w:sz w:val="19"/>
+                <w:szCs w:val="19"/>
+              </w:rPr>
+              <w:t xml:space="preserve">自動に切り替えると飛び出す</w:t>
+            </w:r>
+          </w:p>
+        </w:tc>
+        <w:tc>
+          <w:tcPr>
+            <w:tcW w:type="dxa" w:w="4100"/>
+            <w:tcBorders>
+              <w:top w:val="single" w:color="A6A6A6" w:sz="4"/>
+              <w:left w:val="single" w:color="A6A6A6" w:sz="4"/>
+              <w:bottom w:val="single" w:color="A6A6A6" w:sz="4"/>
+              <w:right w:val="single" w:color="A6A6A6" w:sz="4"/>
+            </w:tcBorders>
+            <w:shd w:fill="FFFFFF" w:color="auto" w:val="clear"/>
+            <w:tcMar>
+              <w:top w:type="dxa" w:w="60"/>
+              <w:left w:type="dxa" w:w="100"/>
+              <w:bottom w:type="dxa" w:w="60"/>
+              <w:right w:type="dxa" w:w="100"/>
+            </w:tcMar>
+          </w:tcPr>
+          <w:p>
+            <w:pPr>
+              <w:spacing w:after="20" w:line="260"/>
+            </w:pPr>
+            <w:r>
+              <w:rPr>
+                <w:b w:val="false"/>
+                <w:bCs w:val="false"/>
+                <w:color w:val="000000"/>
+                <w:sz w:val="19"/>
+                <w:szCs w:val="19"/>
+              </w:rPr>
+              <w:t xml:space="preserve">本体の出力側に「発進の加速」（AutoOutputLimiter）を置いた。自動で走り始めてからの駆動の許容値を 0 から auto_accel_permille_per_s（core.json、既定 1125 ‰/s ＝ 0 → 100% に約 0.9 秒）で増やし、自動で走っていないフレーム（手動・収録のみ・非常停止・step() の失敗）で 0 に戻す。許容値が上限に達した後は何もしない</w:t>
+            </w:r>
+          </w:p>
+        </w:tc>
+        <w:tc>
+          <w:tcPr>
+            <w:tcW w:type="dxa" w:w="4038"/>
+            <w:tcBorders>
+              <w:top w:val="single" w:color="A6A6A6" w:sz="4"/>
+              <w:left w:val="single" w:color="A6A6A6" w:sz="4"/>
+              <w:bottom w:val="single" w:color="A6A6A6" w:sz="4"/>
+              <w:right w:val="single" w:color="A6A6A6" w:sz="4"/>
+            </w:tcBorders>
+            <w:shd w:fill="FFFFFF" w:color="auto" w:val="clear"/>
+            <w:tcMar>
+              <w:top w:type="dxa" w:w="60"/>
+              <w:left w:type="dxa" w:w="100"/>
+              <w:bottom w:type="dxa" w:w="60"/>
+              <w:right w:type="dxa" w:w="100"/>
+            </w:tcMar>
+          </w:tcPr>
+          <w:p>
+            <w:pPr>
+              <w:spacing w:after="20" w:line="260"/>
+            </w:pPr>
+            <w:r>
+              <w:rPr>
+                <w:b w:val="false"/>
+                <w:bCs w:val="false"/>
+                <w:color w:val="000000"/>
+                <w:sz w:val="19"/>
+                <w:szCs w:val="19"/>
+              </w:rPr>
+              <w:t xml:space="preserve">原因は、ロジックがどのモードでも動き続けていること（判断を PC に見せるための設計。3.5）。手動や収録のみの間、前が開いていればロジックは全速を指令し続けているので、自動に入った瞬間に全速で出る。候補は (a) モード切替時にロジックを作り直す（判断の履歴、cam_drive の確定の数え上げが消える）、(b) 切り替え後の数フレームを捨てる（何フレームが適切かは車次第）、(c) 出力側で 0 から増やす。(c) を採った：ロジックに手を入れず、同梱でも自作でも同じに効き、手動→自動だけでなく非常停止の解除や step() の失敗からの復帰にも効く。許容値が上限に達した後は素通しなので、ロジック自身の減速・ブレーキ・後退は邪魔しない。1125 ‰/s は tof_drive の加速率の既定と同じ値にした（走り出しの感じが通常の加速と揃う）</w:t>
+            </w:r>
+          </w:p>
+        </w:tc>
+      </w:tr>
+      <w:tr>
+        <w:trPr>
+          <w:cantSplit/>
+          <w:tblHeader w:val="false"/>
+        </w:trPr>
+        <w:tc>
+          <w:tcPr>
+            <w:tcW w:type="dxa" w:w="1500"/>
+            <w:tcBorders>
+              <w:top w:val="single" w:color="A6A6A6" w:sz="4"/>
+              <w:left w:val="single" w:color="A6A6A6" w:sz="4"/>
+              <w:bottom w:val="single" w:color="A6A6A6" w:sz="4"/>
+              <w:right w:val="single" w:color="A6A6A6" w:sz="4"/>
+            </w:tcBorders>
+            <w:shd w:fill="DCE3F0" w:color="auto" w:val="clear"/>
+            <w:tcMar>
+              <w:top w:type="dxa" w:w="60"/>
+              <w:left w:type="dxa" w:w="100"/>
+              <w:bottom w:type="dxa" w:w="60"/>
+              <w:right w:type="dxa" w:w="100"/>
+            </w:tcMar>
+          </w:tcPr>
+          <w:p>
+            <w:pPr>
+              <w:spacing w:after="20" w:line="260"/>
+            </w:pPr>
+            <w:r>
+              <w:rPr>
+                <w:b w:val="false"/>
+                <w:bCs w:val="false"/>
+                <w:color w:val="000000"/>
+                <w:sz w:val="19"/>
+                <w:szCs w:val="19"/>
+              </w:rPr>
+              <w:t xml:space="preserve">自動の最大出力</w:t>
+            </w:r>
+          </w:p>
+        </w:tc>
+        <w:tc>
+          <w:tcPr>
+            <w:tcW w:type="dxa" w:w="4100"/>
+            <w:tcBorders>
+              <w:top w:val="single" w:color="A6A6A6" w:sz="4"/>
+              <w:left w:val="single" w:color="A6A6A6" w:sz="4"/>
+              <w:bottom w:val="single" w:color="A6A6A6" w:sz="4"/>
+              <w:right w:val="single" w:color="A6A6A6" w:sz="4"/>
+            </w:tcBorders>
+            <w:shd w:fill="DCE3F0" w:color="auto" w:val="clear"/>
+            <w:tcMar>
+              <w:top w:type="dxa" w:w="60"/>
+              <w:left w:type="dxa" w:w="100"/>
+              <w:bottom w:type="dxa" w:w="60"/>
+              <w:right w:type="dxa" w:w="100"/>
+            </w:tcMar>
+          </w:tcPr>
+          <w:p>
+            <w:pPr>
+              <w:spacing w:after="20" w:line="260"/>
+            </w:pPr>
+            <w:r>
+              <w:rPr>
+                <w:b w:val="false"/>
+                <w:bCs w:val="false"/>
+                <w:color w:val="000000"/>
+                <w:sz w:val="19"/>
+                <w:szCs w:val="19"/>
+              </w:rPr>
+              <w:t xml:space="preserve">CarState に auto_limit（既定と再起動後は max_drive_permille）。制御チャネルに set_auto_limit（max_drive_permille で丸めて返す）、get_status と status イベントに auto_limit／max_drive_permille。アプリは走行カードにスライダー（0.3 秒止まったら送る。車が丸めた値に合わせる）。本体が古く auto_limit が無ければ無効にして案内</w:t>
+            </w:r>
+          </w:p>
+        </w:tc>
+        <w:tc>
+          <w:tcPr>
+            <w:tcW w:type="dxa" w:w="4038"/>
+            <w:tcBorders>
+              <w:top w:val="single" w:color="A6A6A6" w:sz="4"/>
+              <w:left w:val="single" w:color="A6A6A6" w:sz="4"/>
+              <w:bottom w:val="single" w:color="A6A6A6" w:sz="4"/>
+              <w:right w:val="single" w:color="A6A6A6" w:sz="4"/>
+            </w:tcBorders>
+            <w:shd w:fill="DCE3F0" w:color="auto" w:val="clear"/>
+            <w:tcMar>
+              <w:top w:type="dxa" w:w="60"/>
+              <w:left w:type="dxa" w:w="100"/>
+              <w:bottom w:type="dxa" w:w="60"/>
+              <w:right w:type="dxa" w:w="100"/>
+            </w:tcMar>
+          </w:tcPr>
+          <w:p>
+            <w:pPr>
+              <w:spacing w:after="20" w:line="260"/>
+            </w:pPr>
+            <w:r>
+              <w:rPr>
+                <w:b w:val="false"/>
+                <w:bCs w:val="false"/>
+                <w:color w:val="000000"/>
+                <w:sz w:val="19"/>
+                <w:szCs w:val="19"/>
+              </w:rPr>
+              <w:t xml:space="preserve">手動の「最大出力」は PC が指令を作るので PC 側で済むが、自動はロジックが決めるので車に置かないと PC が切れた瞬間に効かなくなる。core.json の max_drive_permille は設定ファイル（再起動が要り、ssh が要る）なので、走らせながら変えられる別の値にした。再起動で既定に戻るのは「電源を入れ直したら設定の状態を知っている」安全側の決まり。手動の「最大出力」と一つにしなかったのは、意味（PC が作る指令の上限／ロジックの指令の上限）と置き場所（PC／車）が違い、混ぜると説明しにくいため</w:t>
+            </w:r>
+          </w:p>
+        </w:tc>
+      </w:tr>
+      <w:tr>
+        <w:trPr>
+          <w:cantSplit/>
+          <w:tblHeader w:val="false"/>
+        </w:trPr>
+        <w:tc>
+          <w:tcPr>
+            <w:tcW w:type="dxa" w:w="1500"/>
+            <w:tcBorders>
+              <w:top w:val="single" w:color="A6A6A6" w:sz="4"/>
+              <w:left w:val="single" w:color="A6A6A6" w:sz="4"/>
+              <w:bottom w:val="single" w:color="A6A6A6" w:sz="4"/>
+              <w:right w:val="single" w:color="A6A6A6" w:sz="4"/>
+            </w:tcBorders>
+            <w:shd w:fill="FFFFFF" w:color="auto" w:val="clear"/>
+            <w:tcMar>
+              <w:top w:type="dxa" w:w="60"/>
+              <w:left w:type="dxa" w:w="100"/>
+              <w:bottom w:type="dxa" w:w="60"/>
+              <w:right w:type="dxa" w:w="100"/>
+            </w:tcMar>
+          </w:tcPr>
+          <w:p>
+            <w:pPr>
+              <w:spacing w:after="20" w:line="260"/>
+            </w:pPr>
+            <w:r>
+              <w:rPr>
+                <w:b w:val="false"/>
+                <w:bCs w:val="false"/>
+                <w:color w:val="000000"/>
+                <w:sz w:val="19"/>
+                <w:szCs w:val="19"/>
+              </w:rPr>
+              <w:t xml:space="preserve">自分の走行プログラム（方式）</w:t>
+            </w:r>
+          </w:p>
+        </w:tc>
+        <w:tc>
+          <w:tcPr>
+            <w:tcW w:type="dxa" w:w="4100"/>
+            <w:tcBorders>
+              <w:top w:val="single" w:color="A6A6A6" w:sz="4"/>
+              <w:left w:val="single" w:color="A6A6A6" w:sz="4"/>
+              <w:bottom w:val="single" w:color="A6A6A6" w:sz="4"/>
+              <w:right w:val="single" w:color="A6A6A6" w:sz="4"/>
+            </w:tcBorders>
+            <w:shd w:fill="FFFFFF" w:color="auto" w:val="clear"/>
+            <w:tcMar>
+              <w:top w:type="dxa" w:w="60"/>
+              <w:left w:type="dxa" w:w="100"/>
+              <w:bottom w:type="dxa" w:w="60"/>
+              <w:right w:type="dxa" w:w="100"/>
+            </w:tcMar>
+          </w:tcPr>
+          <w:p>
+            <w:pPr>
+              <w:spacing w:after="20" w:line="260"/>
+            </w:pPr>
+            <w:r>
+              <w:rPr>
+                <w:b w:val="false"/>
+                <w:bCs w:val="false"/>
+                <w:color w:val="000000"/>
+                <w:sz w:val="19"/>
+                <w:szCs w:val="19"/>
+              </w:rPr>
+              <w:t xml:space="preserve">同梱ロジック py_drive：パックの drive.py を /usr/bin/python3 の別プロセス（runner.py）で動かし、毎フレーム 1 行（F 距離 → C 指令）をやり取りする。30 ms 以内に答えが無いフレームはブレーキ、1 秒答えが無ければ止めて以後ブレーキ、例外はそのフレームだけブレーキして続行。子は PR_SET_PDEATHSIG と close_range で本体の資源を持ち込まない</w:t>
+            </w:r>
+          </w:p>
+        </w:tc>
+        <w:tc>
+          <w:tcPr>
+            <w:tcW w:type="dxa" w:w="4038"/>
+            <w:tcBorders>
+              <w:top w:val="single" w:color="A6A6A6" w:sz="4"/>
+              <w:left w:val="single" w:color="A6A6A6" w:sz="4"/>
+              <w:bottom w:val="single" w:color="A6A6A6" w:sz="4"/>
+              <w:right w:val="single" w:color="A6A6A6" w:sz="4"/>
+            </w:tcBorders>
+            <w:shd w:fill="FFFFFF" w:color="auto" w:val="clear"/>
+            <w:tcMar>
+              <w:top w:type="dxa" w:w="60"/>
+              <w:left w:type="dxa" w:w="100"/>
+              <w:bottom w:type="dxa" w:w="60"/>
+              <w:right w:type="dxa" w:w="100"/>
+            </w:tcMar>
+          </w:tcPr>
+          <w:p>
+            <w:pPr>
+              <w:spacing w:after="20" w:line="260"/>
+            </w:pPr>
+            <w:r>
+              <w:rPr>
+                <w:b w:val="false"/>
+                <w:bCs w:val="false"/>
+                <w:color w:val="000000"/>
+                <w:sz w:val="19"/>
+                <w:szCs w:val="19"/>
+              </w:rPr>
+              <w:t xml:space="preserve">要望は「外部 TEXT でもいい」。候補は (a) if-then の表（表現力が足りず、すぐ限界が来る）、(b) 小さな独自言語や Lua（覚えることが増え、実装も検証も重い）、(c) Python を本体に埋め込む（libpython：固まると制御ループごと止まる、GIL、ビルドの依存）、(d) Python を別プロセスで。(d) を採った：Raspberry Pi OS Lite に python3 が入っていて追加のパッケージが要らず、プログラムが固まっても本体の 50 ms 周期と安全動作は守られ、本体と同じ契約（ABI 2 の .so）で扱えるので配布・切り替え・検証の仕組みをそのまま使える。30 ms は 50 ms 周期から ToF の読み取りとテレメトリの時間を引いた余裕、1 秒は「固まった」と判断する時間（その間は毎フレームブレーキしているので止まっている）。行で区切る素朴な形式にしたのは、Python 側の実装も標準ライブラリだけで済ませ、使う人が runner.py を読んで理解できるようにするため</w:t>
+            </w:r>
+          </w:p>
+        </w:tc>
+      </w:tr>
+      <w:tr>
+        <w:trPr>
+          <w:cantSplit/>
+          <w:tblHeader w:val="false"/>
+        </w:trPr>
+        <w:tc>
+          <w:tcPr>
+            <w:tcW w:type="dxa" w:w="1500"/>
+            <w:tcBorders>
+              <w:top w:val="single" w:color="A6A6A6" w:sz="4"/>
+              <w:left w:val="single" w:color="A6A6A6" w:sz="4"/>
+              <w:bottom w:val="single" w:color="A6A6A6" w:sz="4"/>
+              <w:right w:val="single" w:color="A6A6A6" w:sz="4"/>
+            </w:tcBorders>
+            <w:shd w:fill="DCE3F0" w:color="auto" w:val="clear"/>
+            <w:tcMar>
+              <w:top w:type="dxa" w:w="60"/>
+              <w:left w:type="dxa" w:w="100"/>
+              <w:bottom w:type="dxa" w:w="60"/>
+              <w:right w:type="dxa" w:w="100"/>
+            </w:tcMar>
+          </w:tcPr>
+          <w:p>
+            <w:pPr>
+              <w:spacing w:after="20" w:line="260"/>
+            </w:pPr>
+            <w:r>
+              <w:rPr>
+                <w:b w:val="false"/>
+                <w:bCs w:val="false"/>
+                <w:color w:val="000000"/>
+                <w:sz w:val="19"/>
+                <w:szCs w:val="19"/>
+              </w:rPr>
+              <w:t xml:space="preserve">自分の走行プログラム（書き方）</w:t>
+            </w:r>
+          </w:p>
+        </w:tc>
+        <w:tc>
+          <w:tcPr>
+            <w:tcW w:type="dxa" w:w="4100"/>
+            <w:tcBorders>
+              <w:top w:val="single" w:color="A6A6A6" w:sz="4"/>
+              <w:left w:val="single" w:color="A6A6A6" w:sz="4"/>
+              <w:bottom w:val="single" w:color="A6A6A6" w:sz="4"/>
+              <w:right w:val="single" w:color="A6A6A6" w:sz="4"/>
+            </w:tcBorders>
+            <w:shd w:fill="DCE3F0" w:color="auto" w:val="clear"/>
+            <w:tcMar>
+              <w:top w:type="dxa" w:w="60"/>
+              <w:left w:type="dxa" w:w="100"/>
+              <w:bottom w:type="dxa" w:w="60"/>
+              <w:right w:type="dxa" w:w="100"/>
+            </w:tcMar>
+          </w:tcPr>
+          <w:p>
+            <w:pPr>
+              <w:spacing w:after="20" w:line="260"/>
+            </w:pPr>
+            <w:r>
+              <w:rPr>
+                <w:b w:val="false"/>
+                <w:bCs w:val="false"/>
+                <w:color w:val="000000"/>
+                <w:sz w:val="19"/>
+                <w:szCs w:val="19"/>
+              </w:rPr>
+              <w:t xml:space="preserve">setup(car)／loop(car) と car オブジェクト（left／center／right、params、time／dt、steer()／drive()／brake()／stop()／state()）。steer() と drive() の値は変えるまで続く。誤りは「drive.py の N 行目 …」と日本語で。params.json の値が car.params に入る。見本 py-sample を同梱（README 11 章）</w:t>
+            </w:r>
+          </w:p>
+        </w:tc>
+        <w:tc>
+          <w:tcPr>
+            <w:tcW w:type="dxa" w:w="4038"/>
+            <w:tcBorders>
+              <w:top w:val="single" w:color="A6A6A6" w:sz="4"/>
+              <w:left w:val="single" w:color="A6A6A6" w:sz="4"/>
+              <w:bottom w:val="single" w:color="A6A6A6" w:sz="4"/>
+              <w:right w:val="single" w:color="A6A6A6" w:sz="4"/>
+            </w:tcBorders>
+            <w:shd w:fill="DCE3F0" w:color="auto" w:val="clear"/>
+            <w:tcMar>
+              <w:top w:type="dxa" w:w="60"/>
+              <w:left w:type="dxa" w:w="100"/>
+              <w:bottom w:type="dxa" w:w="60"/>
+              <w:right w:type="dxa" w:w="100"/>
+            </w:tcMar>
+          </w:tcPr>
+          <w:p>
+            <w:pPr>
+              <w:spacing w:after="20" w:line="260"/>
+            </w:pPr>
+            <w:r>
+              <w:rPr>
+                <w:b w:val="false"/>
+                <w:bCs w:val="false"/>
+                <w:color w:val="000000"/>
+                <w:sz w:val="19"/>
+                <w:szCs w:val="19"/>
+              </w:rPr>
+              <w:t xml:space="preserve">使う人は Arduino 版 RumiCar の経験者なので、setup／loop と「設定した値が続く」Arduino の作法に合わせ、Python の知識が浅くても書けるようにした（analogWrite 換算を README に置いたのと同じ考え）。「loop の部分、変数などは指定してもらって」という要望のとおり、書く場所と使える名前を決めて見本に注釈した。「車両によってパラメータを変える」は params.json（同梱パックと同じ仕組み）で、プログラムを直さずに値だけ変えられる。エラーに drive.py の行番号を付けるのは、車のログを ssh で見なくてもアプリのログで直せるようにするため（読み込み時の誤りは「有効化」の応答に載る）</w:t>
+            </w:r>
+          </w:p>
+        </w:tc>
+      </w:tr>
+      <w:tr>
+        <w:trPr>
+          <w:cantSplit/>
+          <w:tblHeader w:val="false"/>
+        </w:trPr>
+        <w:tc>
+          <w:tcPr>
+            <w:tcW w:type="dxa" w:w="1500"/>
+            <w:tcBorders>
+              <w:top w:val="single" w:color="A6A6A6" w:sz="4"/>
+              <w:left w:val="single" w:color="A6A6A6" w:sz="4"/>
+              <w:bottom w:val="single" w:color="A6A6A6" w:sz="4"/>
+              <w:right w:val="single" w:color="A6A6A6" w:sz="4"/>
+            </w:tcBorders>
+            <w:shd w:fill="FFFFFF" w:color="auto" w:val="clear"/>
+            <w:tcMar>
+              <w:top w:type="dxa" w:w="60"/>
+              <w:left w:type="dxa" w:w="100"/>
+              <w:bottom w:type="dxa" w:w="60"/>
+              <w:right w:type="dxa" w:w="100"/>
+            </w:tcMar>
+          </w:tcPr>
+          <w:p>
+            <w:pPr>
+              <w:spacing w:after="20" w:line="260"/>
+            </w:pPr>
+            <w:r>
+              <w:rPr>
+                <w:b w:val="false"/>
+                <w:bCs w:val="false"/>
+                <w:color w:val="000000"/>
+                <w:sz w:val="19"/>
+                <w:szCs w:val="19"/>
+              </w:rPr>
+              <w:t xml:space="preserve">ロジックとパックの組</w:t>
+            </w:r>
+          </w:p>
+        </w:tc>
+        <w:tc>
+          <w:tcPr>
+            <w:tcW w:type="dxa" w:w="4100"/>
+            <w:tcBorders>
+              <w:top w:val="single" w:color="A6A6A6" w:sz="4"/>
+              <w:left w:val="single" w:color="A6A6A6" w:sz="4"/>
+              <w:bottom w:val="single" w:color="A6A6A6" w:sz="4"/>
+              <w:right w:val="single" w:color="A6A6A6" w:sz="4"/>
+            </w:tcBorders>
+            <w:shd w:fill="FFFFFF" w:color="auto" w:val="clear"/>
+            <w:tcMar>
+              <w:top w:type="dxa" w:w="60"/>
+              <w:left w:type="dxa" w:w="100"/>
+              <w:bottom w:type="dxa" w:w="60"/>
+              <w:right w:type="dxa" w:w="100"/>
+            </w:tcMar>
+          </w:tcPr>
+          <w:p>
+            <w:pPr>
+              <w:spacing w:after="20" w:line="260"/>
+            </w:pPr>
+            <w:r>
+              <w:rPr>
+                <w:b w:val="false"/>
+                <w:bCs w:val="false"/>
+                <w:color w:val="000000"/>
+                <w:sz w:val="19"/>
+                <w:szCs w:val="19"/>
+              </w:rPr>
+              <w:t xml:space="preserve">パックは manifest の logic.name でロジック用が決まる。別のロジック用のパック（またはロジック）を選んだときはアプリ（ActivationPlanner）が相手の最新の版を選び、新しい要求 activate_pair で 2 本のリンクを一度に切り替える。rollback kind=both、rumicar-activate pair／rollback both。ssh で片方ずつ変えた直後は次の確認まで待つ。list_versions にパックの logic</w:t>
+            </w:r>
+          </w:p>
+        </w:tc>
+        <w:tc>
+          <w:tcPr>
+            <w:tcW w:type="dxa" w:w="4038"/>
+            <w:tcBorders>
+              <w:top w:val="single" w:color="A6A6A6" w:sz="4"/>
+              <w:left w:val="single" w:color="A6A6A6" w:sz="4"/>
+              <w:bottom w:val="single" w:color="A6A6A6" w:sz="4"/>
+              <w:right w:val="single" w:color="A6A6A6" w:sz="4"/>
+            </w:tcBorders>
+            <w:shd w:fill="FFFFFF" w:color="auto" w:val="clear"/>
+            <w:tcMar>
+              <w:top w:type="dxa" w:w="60"/>
+              <w:left w:type="dxa" w:w="100"/>
+              <w:bottom w:type="dxa" w:w="60"/>
+              <w:right w:type="dxa" w:w="100"/>
+            </w:tcMar>
+          </w:tcPr>
+          <w:p>
+            <w:pPr>
+              <w:spacing w:after="20" w:line="260"/>
+            </w:pPr>
+            <w:r>
+              <w:rPr>
+                <w:b w:val="false"/>
+                <w:bCs w:val="false"/>
+                <w:color w:val="000000"/>
+                <w:sz w:val="19"/>
+                <w:szCs w:val="19"/>
+              </w:rPr>
+              <w:t xml:space="preserve">py_drive 用のパック（drive.py）は tof_drive では使えないので、片方ずつ切り替えると途中の組が検証に失敗し、現行版に戻されてしまう。1 本ずつの activate を残したまま「組で」切り替える要求を足し、どちらを選んでも自動的に相手を揃えるのをアプリの仕事にした（車は要求どおりに動く）。ssh で rumicar-activate logic …、pack … と 2 回打つ使い方（4.3）が壊れないよう、manifest の名前が合わない組は 1 回の確認（activation_poll_ms）だけ見送る。戻すときも同じ理由で組を見る</w:t>
+            </w:r>
+          </w:p>
+        </w:tc>
+      </w:tr>
+      <w:tr>
+        <w:trPr>
+          <w:cantSplit/>
+          <w:tblHeader w:val="false"/>
+        </w:trPr>
+        <w:tc>
+          <w:tcPr>
+            <w:tcW w:type="dxa" w:w="1500"/>
+            <w:tcBorders>
+              <w:top w:val="single" w:color="A6A6A6" w:sz="4"/>
+              <w:left w:val="single" w:color="A6A6A6" w:sz="4"/>
+              <w:bottom w:val="single" w:color="A6A6A6" w:sz="4"/>
+              <w:right w:val="single" w:color="A6A6A6" w:sz="4"/>
+            </w:tcBorders>
+            <w:shd w:fill="DCE3F0" w:color="auto" w:val="clear"/>
+            <w:tcMar>
+              <w:top w:type="dxa" w:w="60"/>
+              <w:left w:type="dxa" w:w="100"/>
+              <w:bottom w:type="dxa" w:w="60"/>
+              <w:right w:type="dxa" w:w="100"/>
+            </w:tcMar>
+          </w:tcPr>
+          <w:p>
+            <w:pPr>
+              <w:spacing w:after="20" w:line="260"/>
+            </w:pPr>
+            <w:r>
+              <w:rPr>
+                <w:b w:val="false"/>
+                <w:bCs w:val="false"/>
+                <w:color w:val="000000"/>
+                <w:sz w:val="19"/>
+                <w:szCs w:val="19"/>
+              </w:rPr>
+              <w:t xml:space="preserve">PC からの送り方</w:t>
+            </w:r>
+          </w:p>
+        </w:tc>
+        <w:tc>
+          <w:tcPr>
+            <w:tcW w:type="dxa" w:w="4100"/>
+            <w:tcBorders>
+              <w:top w:val="single" w:color="A6A6A6" w:sz="4"/>
+              <w:left w:val="single" w:color="A6A6A6" w:sz="4"/>
+              <w:bottom w:val="single" w:color="A6A6A6" w:sz="4"/>
+              <w:right w:val="single" w:color="A6A6A6" w:sz="4"/>
+            </w:tcBorders>
+            <w:shd w:fill="DCE3F0" w:color="auto" w:val="clear"/>
+            <w:tcMar>
+              <w:top w:type="dxa" w:w="60"/>
+              <w:left w:type="dxa" w:w="100"/>
+              <w:bottom w:type="dxa" w:w="60"/>
+              <w:right w:type="dxa" w:w="100"/>
+            </w:tcMar>
+          </w:tcPr>
+          <w:p>
+            <w:pPr>
+              <w:spacing w:after="20" w:line="260"/>
+            </w:pPr>
+            <w:r>
+              <w:rPr>
+                <w:b w:val="false"/>
+                <w:bCs w:val="false"/>
+                <w:color w:val="000000"/>
+                <w:sz w:val="19"/>
+                <w:szCs w:val="19"/>
+              </w:rPr>
+              <w:t xml:space="preserve">「自分のプログラムを送る…」でフォルダを選ぶと、アプリが .py と .json を一時フォルダに複製して manifest.json（id = フォルダ名、版 = 送った日時）を作り、既存の upload_* で送って py_drive と組で有効化する（ProgramPack）</w:t>
+            </w:r>
+          </w:p>
+        </w:tc>
+        <w:tc>
+          <w:tcPr>
+            <w:tcW w:type="dxa" w:w="4038"/>
+            <w:tcBorders>
+              <w:top w:val="single" w:color="A6A6A6" w:sz="4"/>
+              <w:left w:val="single" w:color="A6A6A6" w:sz="4"/>
+              <w:bottom w:val="single" w:color="A6A6A6" w:sz="4"/>
+              <w:right w:val="single" w:color="A6A6A6" w:sz="4"/>
+            </w:tcBorders>
+            <w:shd w:fill="DCE3F0" w:color="auto" w:val="clear"/>
+            <w:tcMar>
+              <w:top w:type="dxa" w:w="60"/>
+              <w:left w:type="dxa" w:w="100"/>
+              <w:bottom w:type="dxa" w:w="60"/>
+              <w:right w:type="dxa" w:w="100"/>
+            </w:tcMar>
+          </w:tcPr>
+          <w:p>
+            <w:pPr>
+              <w:spacing w:after="20" w:line="260"/>
+            </w:pPr>
+            <w:r>
+              <w:rPr>
+                <w:b w:val="false"/>
+                <w:bCs w:val="false"/>
+                <w:color w:val="000000"/>
+                <w:sz w:val="19"/>
+                <w:szCs w:val="19"/>
+              </w:rPr>
+              <w:t xml:space="preserve">make_manifest.py を使う手順（4.3）は学習済みパック向けで、プログラムを書く人には多い。版を日時にすると、送るたびに新しい版になって同名の衝突が無く、前の版は「データを戻す」で戻せる（車に版が溜まるが「削除」で消せる）。ファイルを .py と .json に限り 1 MiB までにしたのは、誤って収録フォルダなどを選んだときに送らないため</w:t>
+            </w:r>
+          </w:p>
+        </w:tc>
+      </w:tr>
+      <w:tr>
+        <w:trPr>
+          <w:cantSplit/>
+          <w:tblHeader w:val="false"/>
+        </w:trPr>
+        <w:tc>
+          <w:tcPr>
+            <w:tcW w:type="dxa" w:w="1500"/>
+            <w:tcBorders>
+              <w:top w:val="single" w:color="A6A6A6" w:sz="4"/>
+              <w:left w:val="single" w:color="A6A6A6" w:sz="4"/>
+              <w:bottom w:val="single" w:color="A6A6A6" w:sz="4"/>
+              <w:right w:val="single" w:color="A6A6A6" w:sz="4"/>
+            </w:tcBorders>
+            <w:shd w:fill="FFFFFF" w:color="auto" w:val="clear"/>
+            <w:tcMar>
+              <w:top w:type="dxa" w:w="60"/>
+              <w:left w:type="dxa" w:w="100"/>
+              <w:bottom w:type="dxa" w:w="60"/>
+              <w:right w:type="dxa" w:w="100"/>
+            </w:tcMar>
+          </w:tcPr>
+          <w:p>
+            <w:pPr>
+              <w:spacing w:after="20" w:line="260"/>
+            </w:pPr>
+            <w:r>
+              <w:rPr>
+                <w:b w:val="false"/>
+                <w:bCs w:val="false"/>
+                <w:color w:val="000000"/>
+                <w:sz w:val="19"/>
+                <w:szCs w:val="19"/>
+              </w:rPr>
+              <w:t xml:space="preserve">PC の Wi-Fi の表示</w:t>
+            </w:r>
+          </w:p>
+        </w:tc>
+        <w:tc>
+          <w:tcPr>
+            <w:tcW w:type="dxa" w:w="4100"/>
+            <w:tcBorders>
+              <w:top w:val="single" w:color="A6A6A6" w:sz="4"/>
+              <w:left w:val="single" w:color="A6A6A6" w:sz="4"/>
+              <w:bottom w:val="single" w:color="A6A6A6" w:sz="4"/>
+              <w:right w:val="single" w:color="A6A6A6" w:sz="4"/>
+            </w:tcBorders>
+            <w:shd w:fill="FFFFFF" w:color="auto" w:val="clear"/>
+            <w:tcMar>
+              <w:top w:type="dxa" w:w="60"/>
+              <w:left w:type="dxa" w:w="100"/>
+              <w:bottom w:type="dxa" w:w="60"/>
+              <w:right w:type="dxa" w:w="100"/>
+            </w:tcMar>
+          </w:tcPr>
+          <w:p>
+            <w:pPr>
+              <w:spacing w:after="20" w:line="260"/>
+            </w:pPr>
+            <w:r>
+              <w:rPr>
+                <w:b w:val="false"/>
+                <w:bCs w:val="false"/>
+                <w:color w:val="000000"/>
+                <w:sz w:val="19"/>
+                <w:szCs w:val="19"/>
+              </w:rPr>
+              <w:t xml:space="preserve">タイトルの隣に「PC の Wi-Fi: &lt;SSID&gt;」を常時表示（2 秒ごとに wlanapi.dll で問い合わせ）。車に接続したときの名前を覚え、接続中にそこから外れると赤くしてログに注意。Windows 11 24H2 以降で名前が得られないときは「読めません」と位置情報の許可の案内（PcWifi）</w:t>
+            </w:r>
+          </w:p>
+        </w:tc>
+        <w:tc>
+          <w:tcPr>
+            <w:tcW w:type="dxa" w:w="4038"/>
+            <w:tcBorders>
+              <w:top w:val="single" w:color="A6A6A6" w:sz="4"/>
+              <w:left w:val="single" w:color="A6A6A6" w:sz="4"/>
+              <w:bottom w:val="single" w:color="A6A6A6" w:sz="4"/>
+              <w:right w:val="single" w:color="A6A6A6" w:sz="4"/>
+            </w:tcBorders>
+            <w:shd w:fill="FFFFFF" w:color="auto" w:val="clear"/>
+            <w:tcMar>
+              <w:top w:type="dxa" w:w="60"/>
+              <w:left w:type="dxa" w:w="100"/>
+              <w:bottom w:type="dxa" w:w="60"/>
+              <w:right w:type="dxa" w:w="100"/>
+            </w:tcMar>
+          </w:tcPr>
+          <w:p>
+            <w:pPr>
+              <w:spacing w:after="20" w:line="260"/>
+            </w:pPr>
+            <w:r>
+              <w:rPr>
+                <w:b w:val="false"/>
+                <w:bCs w:val="false"/>
+                <w:color w:val="000000"/>
+                <w:sz w:val="19"/>
+                <w:szCs w:val="19"/>
+              </w:rPr>
+              <w:t xml:space="preserve">候補は netsh wlan show interfaces の出力を読む（表示言語に依存、プロセス起動）、WMI（古い方式で、今の Windows では当てにならない）、Native Wi-Fi API（wlanapi.dll。数 ms、言語に依らない）。wlanapi を採り、P/Invoke で必要な 5 関数だけ呼ぶ。Windows 11 24H2 からデスクトップアプリに SSID を渡さない（位置情報の扱い）制限があり、ERROR_ACCESS_DENIED か空の SSID になるので、エラーにせず「読めません」と設定の場所を案内する。「勝手に AP から外れる」のは、インターネットに出られない AP から Windows が別の既知のネットワークへ移る動作なので、まず気づけるようにした。AP 側の対策（接続性の確認への応答など）は次の検討に残す</w:t>
+            </w:r>
+          </w:p>
+        </w:tc>
+      </w:tr>
+      <w:tr>
+        <w:trPr>
+          <w:cantSplit/>
+          <w:tblHeader w:val="false"/>
+        </w:trPr>
+        <w:tc>
+          <w:tcPr>
+            <w:tcW w:type="dxa" w:w="1500"/>
+            <w:tcBorders>
+              <w:top w:val="single" w:color="A6A6A6" w:sz="4"/>
+              <w:left w:val="single" w:color="A6A6A6" w:sz="4"/>
+              <w:bottom w:val="single" w:color="A6A6A6" w:sz="4"/>
+              <w:right w:val="single" w:color="A6A6A6" w:sz="4"/>
+            </w:tcBorders>
+            <w:shd w:fill="DCE3F0" w:color="auto" w:val="clear"/>
+            <w:tcMar>
+              <w:top w:type="dxa" w:w="60"/>
+              <w:left w:type="dxa" w:w="100"/>
+              <w:bottom w:type="dxa" w:w="60"/>
+              <w:right w:type="dxa" w:w="100"/>
+            </w:tcMar>
+          </w:tcPr>
+          <w:p>
+            <w:pPr>
+              <w:spacing w:after="20" w:line="260"/>
+            </w:pPr>
+            <w:r>
+              <w:rPr>
+                <w:b w:val="false"/>
+                <w:bCs w:val="false"/>
+                <w:color w:val="000000"/>
+                <w:sz w:val="19"/>
+                <w:szCs w:val="19"/>
+              </w:rPr>
+              <w:t xml:space="preserve">版 v0.3.0</w:t>
+            </w:r>
+          </w:p>
+        </w:tc>
+        <w:tc>
+          <w:tcPr>
+            <w:tcW w:type="dxa" w:w="4100"/>
+            <w:tcBorders>
+              <w:top w:val="single" w:color="A6A6A6" w:sz="4"/>
+              <w:left w:val="single" w:color="A6A6A6" w:sz="4"/>
+              <w:bottom w:val="single" w:color="A6A6A6" w:sz="4"/>
+              <w:right w:val="single" w:color="A6A6A6" w:sz="4"/>
+            </w:tcBorders>
+            <w:shd w:fill="DCE3F0" w:color="auto" w:val="clear"/>
+            <w:tcMar>
+              <w:top w:type="dxa" w:w="60"/>
+              <w:left w:type="dxa" w:w="100"/>
+              <w:bottom w:type="dxa" w:w="60"/>
+              <w:right w:type="dxa" w:w="100"/>
+            </w:tcMar>
+          </w:tcPr>
+          <w:p>
+            <w:pPr>
+              <w:spacing w:after="20" w:line="260"/>
+            </w:pPr>
+            <w:r>
+              <w:rPr>
+                <w:b w:val="false"/>
+                <w:bCs w:val="false"/>
+                <w:color w:val="000000"/>
+                <w:sz w:val="19"/>
+                <w:szCs w:val="19"/>
+              </w:rPr>
+              <w:t xml:space="preserve">本体 0.3.0（新しい要求、発進の加速、同梱ロジック py_drive 0.1.0 とパック py-sample 0.1.0）、アプリ 0.3.0。マージ後にそのマージの commit に v0.3.0 のタグ</w:t>
+            </w:r>
+          </w:p>
+        </w:tc>
+        <w:tc>
+          <w:tcPr>
+            <w:tcW w:type="dxa" w:w="4038"/>
+            <w:tcBorders>
+              <w:top w:val="single" w:color="A6A6A6" w:sz="4"/>
+              <w:left w:val="single" w:color="A6A6A6" w:sz="4"/>
+              <w:bottom w:val="single" w:color="A6A6A6" w:sz="4"/>
+              <w:right w:val="single" w:color="A6A6A6" w:sz="4"/>
+            </w:tcBorders>
+            <w:shd w:fill="DCE3F0" w:color="auto" w:val="clear"/>
+            <w:tcMar>
+              <w:top w:type="dxa" w:w="60"/>
+              <w:left w:type="dxa" w:w="100"/>
+              <w:bottom w:type="dxa" w:w="60"/>
+              <w:right w:type="dxa" w:w="100"/>
+            </w:tcMar>
+          </w:tcPr>
+          <w:p>
+            <w:pPr>
+              <w:spacing w:after="20" w:line="260"/>
+            </w:pPr>
+            <w:r>
+              <w:rPr>
+                <w:b w:val="false"/>
+                <w:bCs w:val="false"/>
+                <w:color w:val="000000"/>
+                <w:sz w:val="19"/>
+                <w:szCs w:val="19"/>
+              </w:rPr>
+              <w:t xml:space="preserve">車の動き（発進の加速）と通信（set_auto_limit、activate_pair、rollback both）が増え、ロジックも一つ増えたので 2 桁目を上げた。既存のロジック契約（ABI 2）は変わらないので自作ロジックの作り直しは不要。第15版の check ジョブがあるので、ソースの 3 か所に 0.3.0 を書いたマージにタグを付けるだけでよい</w:t>
             </w:r>
           </w:p>
         </w:tc>
@@ -25167,6 +26164,45 @@
       </w:pPr>
       <w:r>
         <w:t xml:space="preserve">操縦パッドとスクロールでの実車の操縦：「最大出力」の既定 60% が扱いやすいか、パッドの停止の幅（±12%）と操舵の境目、ホイール 1 目盛り 5% の刻み、使う人のタッチパッドで横スクロールの向きと感度が合うか</w:t>
+      </w:r>
+    </w:p>
+    <w:p>
+      <w:pPr>
+        <w:pStyle w:val="ListParagraph"/>
+        <w:numPr>
+          <w:ilvl w:val="0"/>
+          <w:numId w:val="4"/>
+        </w:numPr>
+        <w:spacing w:after="60" w:line="290"/>
+      </w:pPr>
+      <w:r>
+        <w:t xml:space="preserve">「自動」の発進の加速（auto_accel_permille_per_s ＝ 1125 ‰/s、0 → 100% に約 0.9 秒）の体感と、自動の最大出力を下げたときにロジックの減速・ブレーキ・後退がそのまま働くことの実車確認</w:t>
+      </w:r>
+    </w:p>
+    <w:p>
+      <w:pPr>
+        <w:pStyle w:val="ListParagraph"/>
+        <w:numPr>
+          <w:ilvl w:val="0"/>
+          <w:numId w:val="4"/>
+        </w:numPr>
+        <w:spacing w:after="60" w:line="290"/>
+      </w:pPr>
+      <w:r>
+        <w:t xml:space="preserve">py_drive を Zero 2 W で：python3 の起動と drive.py の読み込みが 15 秒以内か、見本 py-sample の loop() が 30 ms に収まり 50 ms 周期の overrun が出ないか、使う人が書いた drive.py の誤りがアプリのログの行番号で直せるか。カメラ画像を drive.py に渡す要望が出るか（本版は ToF のみ）</w:t>
+      </w:r>
+    </w:p>
+    <w:p>
+      <w:pPr>
+        <w:pStyle w:val="ListParagraph"/>
+        <w:numPr>
+          <w:ilvl w:val="0"/>
+          <w:numId w:val="4"/>
+        </w:numPr>
+        <w:spacing w:after="60" w:line="290"/>
+      </w:pPr>
+      <w:r>
+        <w:t xml:space="preserve">PC の Wi-Fi の表示：Windows 11 24H2 の位置情報の許可の案内で名前が出るようになるか。Windows が RumiCar の AP から勝手に外れることへの AP 側の対策（接続性の確認への応答、優先度）を次に検討するか</w:t>
       </w:r>
     </w:p>
     <w:p>
